--- a/Bangladesh sessional reclassification.docx
+++ b/Bangladesh sessional reclassification.docx
@@ -6577,7 +6577,6 @@
                 <w:szCs w:val="24"/>
               </w:rPr>
             </w:pPr>
-            <w:proofErr w:type="spellStart"/>
             <w:r>
               <w:rPr>
                 <w:rFonts w:ascii="Times New Roman" w:eastAsia="Times New Roman" w:hAnsi="Times New Roman" w:cs="Times New Roman"/>
@@ -6586,7 +6585,6 @@
               </w:rPr>
               <w:t>Tmax</w:t>
             </w:r>
-            <w:proofErr w:type="spellEnd"/>
           </w:p>
         </w:tc>
         <w:tc>
@@ -6633,7 +6631,6 @@
                 <w:szCs w:val="24"/>
               </w:rPr>
             </w:pPr>
-            <w:proofErr w:type="spellStart"/>
             <w:r>
               <w:rPr>
                 <w:rFonts w:ascii="Times New Roman" w:eastAsia="Times New Roman" w:hAnsi="Times New Roman" w:cs="Times New Roman"/>
@@ -6642,7 +6639,6 @@
               </w:rPr>
               <w:t>Tmin</w:t>
             </w:r>
-            <w:proofErr w:type="spellEnd"/>
           </w:p>
         </w:tc>
         <w:tc>
@@ -6903,21 +6899,7 @@
             <w:rPr>
               <w:color w:val="000000"/>
             </w:rPr>
-            <w:t xml:space="preserve">(M. S. </w:t>
-          </w:r>
-          <w:proofErr w:type="spellStart"/>
-          <w:r>
-            <w:rPr>
-              <w:color w:val="000000"/>
-            </w:rPr>
-            <w:t>Alam</w:t>
-          </w:r>
-          <w:proofErr w:type="spellEnd"/>
-          <w:r>
-            <w:rPr>
-              <w:color w:val="000000"/>
-            </w:rPr>
-            <w:t xml:space="preserve"> &amp; Paul, 2020; Turner &amp; Annamalai, 2012</w:t>
+            <w:t>(M. S. Alam &amp; Paul, 2020; Turner &amp; Annamalai, 2012</w:t>
           </w:r>
         </w:sdtContent>
       </w:sdt>
@@ -7064,15 +7046,7 @@
         </w:sdtContent>
       </w:sdt>
       <w:r>
-        <w:t xml:space="preserve">. In addition, an estimated temperature </w:t>
-      </w:r>
-      <w:proofErr w:type="gramStart"/>
-      <w:r>
-        <w:t>increase</w:t>
-      </w:r>
-      <w:proofErr w:type="gramEnd"/>
-      <w:r>
-        <w:t xml:space="preserve"> of </w:t>
+        <w:t xml:space="preserve">. In addition, an estimated temperature increase of </w:t>
       </w:r>
       <m:oMath>
         <m:r>
@@ -7102,21 +7076,7 @@
             <w:rPr>
               <w:color w:val="000000"/>
             </w:rPr>
-            <w:t xml:space="preserve">(E. </w:t>
-          </w:r>
-          <w:proofErr w:type="spellStart"/>
-          <w:r>
-            <w:rPr>
-              <w:color w:val="000000"/>
-            </w:rPr>
-            <w:t>Alam</w:t>
-          </w:r>
-          <w:proofErr w:type="spellEnd"/>
-          <w:r>
-            <w:rPr>
-              <w:color w:val="000000"/>
-            </w:rPr>
-            <w:t xml:space="preserve"> et al., 2023)</w:t>
+            <w:t>(E. Alam et al., 2023)</w:t>
           </w:r>
         </w:sdtContent>
       </w:sdt>
@@ -7188,21 +7148,7 @@
             <w:rPr>
               <w:color w:val="000000"/>
             </w:rPr>
-            <w:t xml:space="preserve">(E. </w:t>
-          </w:r>
-          <w:proofErr w:type="spellStart"/>
-          <w:r>
-            <w:rPr>
-              <w:color w:val="000000"/>
-            </w:rPr>
-            <w:t>Alam</w:t>
-          </w:r>
-          <w:proofErr w:type="spellEnd"/>
-          <w:r>
-            <w:rPr>
-              <w:color w:val="000000"/>
-            </w:rPr>
-            <w:t xml:space="preserve"> et al., 2023)</w:t>
+            <w:t>(E. Alam et al., 2023)</w:t>
           </w:r>
         </w:sdtContent>
       </w:sdt>
@@ -7589,21 +7535,7 @@
         <w:rPr>
           <w:color w:val="0F1115"/>
         </w:rPr>
-        <w:t xml:space="preserve">1.5 </w:t>
-      </w:r>
-      <w:proofErr w:type="spellStart"/>
-      <w:r>
-        <w:rPr>
-          <w:color w:val="0F1115"/>
-        </w:rPr>
-        <w:t>Organisation</w:t>
-      </w:r>
-      <w:proofErr w:type="spellEnd"/>
-      <w:r>
-        <w:rPr>
-          <w:color w:val="0F1115"/>
-        </w:rPr>
-        <w:t xml:space="preserve"> of the Study</w:t>
+        <w:t>1.5 Organisation of the Study</w:t>
       </w:r>
       <w:bookmarkEnd w:id="11"/>
     </w:p>
@@ -7715,16 +7647,15 @@
           <w:color w:val="0F1115"/>
           <w:shd w:val="clear" w:color="auto" w:fill="FFFFFF"/>
         </w:rPr>
-        <w:t> </w:t>
-      </w:r>
-      <w:proofErr w:type="gramStart"/>
+        <w:t> pre</w:t>
+      </w:r>
       <w:r>
         <w:rPr>
           <w:rFonts w:ascii="Segoe UI" w:hAnsi="Segoe UI" w:cs="Segoe UI"/>
           <w:color w:val="0F1115"/>
           <w:shd w:val="clear" w:color="auto" w:fill="FFFFFF"/>
         </w:rPr>
-        <w:t>pre</w:t>
+        <w:t>s</w:t>
       </w:r>
       <w:r>
         <w:rPr>
@@ -7732,24 +7663,7 @@
           <w:color w:val="0F1115"/>
           <w:shd w:val="clear" w:color="auto" w:fill="FFFFFF"/>
         </w:rPr>
-        <w:t>s</w:t>
-      </w:r>
-      <w:r>
-        <w:rPr>
-          <w:rFonts w:ascii="Segoe UI" w:hAnsi="Segoe UI" w:cs="Segoe UI"/>
-          <w:color w:val="0F1115"/>
-          <w:shd w:val="clear" w:color="auto" w:fill="FFFFFF"/>
-        </w:rPr>
-        <w:t>ents</w:t>
-      </w:r>
-      <w:proofErr w:type="gramEnd"/>
-      <w:r>
-        <w:rPr>
-          <w:rFonts w:ascii="Segoe UI" w:hAnsi="Segoe UI" w:cs="Segoe UI"/>
-          <w:color w:val="0F1115"/>
-          <w:shd w:val="clear" w:color="auto" w:fill="FFFFFF"/>
-        </w:rPr>
-        <w:t xml:space="preserve"> results including dimensionality reduction, monthly profiles, cluster validation, empirical seasonal classification, multi</w:t>
+        <w:t>ents results including dimensionality reduction, monthly profiles, cluster validation, empirical seasonal classification, multi</w:t>
       </w:r>
       <w:r>
         <w:rPr>
@@ -7926,23 +7840,7 @@
               <w:rStyle w:val="cursor-pointer"/>
               <w:color w:val="000000"/>
             </w:rPr>
-            <w:t xml:space="preserve">(E. </w:t>
-          </w:r>
-          <w:proofErr w:type="spellStart"/>
-          <w:r>
-            <w:rPr>
-              <w:rStyle w:val="cursor-pointer"/>
-              <w:color w:val="000000"/>
-            </w:rPr>
-            <w:t>Alam</w:t>
-          </w:r>
-          <w:proofErr w:type="spellEnd"/>
-          <w:r>
-            <w:rPr>
-              <w:rStyle w:val="cursor-pointer"/>
-              <w:color w:val="000000"/>
-            </w:rPr>
-            <w:t xml:space="preserve"> et al., 2023)</w:t>
+            <w:t>(E. Alam et al., 2023)</w:t>
           </w:r>
         </w:sdtContent>
       </w:sdt>
@@ -8102,21 +8000,7 @@
             <w:rPr>
               <w:color w:val="000000"/>
             </w:rPr>
-            <w:t>(</w:t>
-          </w:r>
-          <w:proofErr w:type="spellStart"/>
-          <w:r>
-            <w:rPr>
-              <w:color w:val="000000"/>
-            </w:rPr>
-            <w:t>Rafiuddin</w:t>
-          </w:r>
-          <w:proofErr w:type="spellEnd"/>
-          <w:r>
-            <w:rPr>
-              <w:color w:val="000000"/>
-            </w:rPr>
-            <w:t xml:space="preserve"> et al., 2012)</w:t>
+            <w:t>(Rafiuddin et al., 2012)</w:t>
           </w:r>
         </w:sdtContent>
       </w:sdt>
@@ -8233,39 +8117,7 @@
               <w:rStyle w:val="cursor-pointer"/>
               <w:color w:val="000000"/>
             </w:rPr>
-            <w:t xml:space="preserve">(Abu </w:t>
-          </w:r>
-          <w:proofErr w:type="spellStart"/>
-          <w:r>
-            <w:rPr>
-              <w:rStyle w:val="cursor-pointer"/>
-              <w:color w:val="000000"/>
-            </w:rPr>
-            <w:t>Zafur</w:t>
-          </w:r>
-          <w:proofErr w:type="spellEnd"/>
-          <w:r>
-            <w:rPr>
-              <w:rStyle w:val="cursor-pointer"/>
-              <w:color w:val="000000"/>
-            </w:rPr>
-            <w:t xml:space="preserve"> Al-</w:t>
-          </w:r>
-          <w:proofErr w:type="spellStart"/>
-          <w:r>
-            <w:rPr>
-              <w:rStyle w:val="cursor-pointer"/>
-              <w:color w:val="000000"/>
-            </w:rPr>
-            <w:t>Munsur</w:t>
-          </w:r>
-          <w:proofErr w:type="spellEnd"/>
-          <w:r>
-            <w:rPr>
-              <w:rStyle w:val="cursor-pointer"/>
-              <w:color w:val="000000"/>
-            </w:rPr>
-            <w:t xml:space="preserve"> et al., 2025)</w:t>
+            <w:t>(Abu Zafur Al-Munsur et al., 2025)</w:t>
           </w:r>
         </w:sdtContent>
       </w:sdt>
@@ -8349,21 +8201,7 @@
             <w:rPr>
               <w:color w:val="000000"/>
             </w:rPr>
-            <w:t>(</w:t>
-          </w:r>
-          <w:proofErr w:type="spellStart"/>
-          <w:r>
-            <w:rPr>
-              <w:color w:val="000000"/>
-            </w:rPr>
-            <w:t>Shariot</w:t>
-          </w:r>
-          <w:proofErr w:type="spellEnd"/>
-          <w:r>
-            <w:rPr>
-              <w:color w:val="000000"/>
-            </w:rPr>
-            <w:t>-Ullah et al., 2024)</w:t>
+            <w:t>(Shariot-Ullah et al., 2024)</w:t>
           </w:r>
         </w:sdtContent>
       </w:sdt>
@@ -8525,21 +8363,7 @@
             <w:rPr>
               <w:color w:val="000000"/>
             </w:rPr>
-            <w:t xml:space="preserve">(M. S. </w:t>
-          </w:r>
-          <w:proofErr w:type="spellStart"/>
-          <w:r>
-            <w:rPr>
-              <w:color w:val="000000"/>
-            </w:rPr>
-            <w:t>Alam</w:t>
-          </w:r>
-          <w:proofErr w:type="spellEnd"/>
-          <w:r>
-            <w:rPr>
-              <w:color w:val="000000"/>
-            </w:rPr>
-            <w:t xml:space="preserve"> &amp; Paul, 2020)</w:t>
+            <w:t>(M. S. Alam &amp; Paul, 2020)</w:t>
           </w:r>
         </w:sdtContent>
       </w:sdt>
@@ -8721,21 +8545,7 @@
             <w:rPr>
               <w:color w:val="000000"/>
             </w:rPr>
-            <w:t xml:space="preserve">(Keogh &amp; </w:t>
-          </w:r>
-          <w:proofErr w:type="spellStart"/>
-          <w:r>
-            <w:rPr>
-              <w:color w:val="000000"/>
-            </w:rPr>
-            <w:t>Ratanamahatana</w:t>
-          </w:r>
-          <w:proofErr w:type="spellEnd"/>
-          <w:r>
-            <w:rPr>
-              <w:color w:val="000000"/>
-            </w:rPr>
-            <w:t>, 2005)</w:t>
+            <w:t>(Keogh &amp; Ratanamahatana, 2005)</w:t>
           </w:r>
         </w:sdtContent>
       </w:sdt>
@@ -8759,21 +8569,7 @@
             <w:rPr>
               <w:color w:val="000000"/>
             </w:rPr>
-            <w:t>(</w:t>
-          </w:r>
-          <w:proofErr w:type="spellStart"/>
-          <w:r>
-            <w:rPr>
-              <w:color w:val="000000"/>
-            </w:rPr>
-            <w:t>Laperre</w:t>
-          </w:r>
-          <w:proofErr w:type="spellEnd"/>
-          <w:r>
-            <w:rPr>
-              <w:color w:val="000000"/>
-            </w:rPr>
-            <w:t xml:space="preserve"> et al., 2020)</w:t>
+            <w:t>(Laperre et al., 2020)</w:t>
           </w:r>
         </w:sdtContent>
       </w:sdt>
@@ -8906,21 +8702,7 @@
             <w:rPr>
               <w:color w:val="000000"/>
             </w:rPr>
-            <w:t xml:space="preserve">(M. S. </w:t>
-          </w:r>
-          <w:proofErr w:type="spellStart"/>
-          <w:r>
-            <w:rPr>
-              <w:color w:val="000000"/>
-            </w:rPr>
-            <w:t>Alam</w:t>
-          </w:r>
-          <w:proofErr w:type="spellEnd"/>
-          <w:r>
-            <w:rPr>
-              <w:color w:val="000000"/>
-            </w:rPr>
-            <w:t xml:space="preserve"> &amp; Paul, 2020; Mahmud et al., 2022)</w:t>
+            <w:t>(M. S. Alam &amp; Paul, 2020; Mahmud et al., 2022)</w:t>
           </w:r>
         </w:sdtContent>
       </w:sdt>
@@ -8944,30 +8726,12 @@
             <w:rPr>
               <w:color w:val="000000"/>
             </w:rPr>
-            <w:t xml:space="preserve">(E. </w:t>
-          </w:r>
-          <w:proofErr w:type="spellStart"/>
-          <w:r>
-            <w:rPr>
-              <w:color w:val="000000"/>
-            </w:rPr>
-            <w:t>Alam</w:t>
-          </w:r>
-          <w:proofErr w:type="spellEnd"/>
-          <w:r>
-            <w:rPr>
-              <w:color w:val="000000"/>
-            </w:rPr>
-            <w:t xml:space="preserve"> et al., 2023; Mullick et al., 2019)</w:t>
+            <w:t>(E. Alam et al., 2023; Mullick et al., 2019)</w:t>
           </w:r>
         </w:sdtContent>
       </w:sdt>
       <w:r>
-        <w:t xml:space="preserve"> have observed changes that have taken place during the predetermined seasons without testing the validity of the seasons. The current research overcomes this limitation through the use of several clustering techniques on </w:t>
-      </w:r>
-      <w:proofErr w:type="gramStart"/>
-      <w:r>
-        <w:t xml:space="preserve">a </w:t>
+        <w:t xml:space="preserve"> have observed changes that have taken place during the predetermined seasons without testing the validity of the seasons. The current research overcomes this limitation through the use of several clustering techniques on a </w:t>
       </w:r>
       <w:r>
         <w:t>thirty-two</w:t>
@@ -8978,7 +8742,6 @@
       <w:r>
         <w:t>s</w:t>
       </w:r>
-      <w:proofErr w:type="gramEnd"/>
       <w:r>
         <w:t xml:space="preserve"> record of seven-variable</w:t>
       </w:r>
@@ -9118,37 +8881,16 @@
         <w:jc w:val="both"/>
       </w:pPr>
       <w:r>
-        <w:t xml:space="preserve">In theory, the study should have yielded a dataset of 13,824 station-months, calculated from 36 stations over 12 months across a 32-year span. However, after a close review of the records, 660 observations were removed because certain stations lacked complete coverage during the study period. This left us with a final analytical dataset of 13,164 unique station-month observations, covering 95.2% of the theoretical maximum. These data gaps were primarily found in stations like </w:t>
-      </w:r>
-      <w:proofErr w:type="spellStart"/>
-      <w:r>
-        <w:t>A</w:t>
+        <w:t>In theory, the study should have yielded a dataset of 13,824 station-months, calculated from 36 stations over 12 months across a 32-year span. However, after a close review of the records, 660 observations were removed because certain stations lacked complete coverage during the study period. This left us with a final analytical dataset of 13,164 unique station-month observations, covering 95.2% of the theoretical maximum. These data gaps were primarily found in stations like A</w:t>
       </w:r>
       <w:r>
         <w:t>mbagan</w:t>
       </w:r>
-      <w:proofErr w:type="spellEnd"/>
       <w:r>
         <w:t xml:space="preserve"> </w:t>
       </w:r>
       <w:r>
-        <w:t xml:space="preserve">(Chattogram), </w:t>
-      </w:r>
-      <w:proofErr w:type="spellStart"/>
-      <w:r>
-        <w:t>Sayedpur</w:t>
-      </w:r>
-      <w:proofErr w:type="spellEnd"/>
-      <w:r>
-        <w:t xml:space="preserve">, and </w:t>
-      </w:r>
-      <w:proofErr w:type="spellStart"/>
-      <w:r>
-        <w:t>Chuadanga</w:t>
-      </w:r>
-      <w:proofErr w:type="spellEnd"/>
-      <w:r>
-        <w:t xml:space="preserve">, which were either established or upgraded after 1983. To ensure a complete multivariate matrix for clustering, we applied the structured hierarchical imputation method detailed in </w:t>
+        <w:t xml:space="preserve">(Chattogram), Sayedpur, and Chuadanga, which were either established or upgraded after 1983. To ensure a complete multivariate matrix for clustering, we applied the structured hierarchical imputation method detailed in </w:t>
       </w:r>
       <w:r>
         <w:fldChar w:fldCharType="begin"/>
@@ -9617,15 +9359,7 @@
         <w:t xml:space="preserve">issing values were handled through a three-level hierarchical procedure that prioritizes climatological specificity. This approach preserves local station-specific seasonal structures before falling back on regional or national averages, </w:t>
       </w:r>
       <w:r>
-        <w:t xml:space="preserve">ensuring consistency with standard climatological data-completion practice for long-term monthly </w:t>
-      </w:r>
-      <w:proofErr w:type="spellStart"/>
-      <w:r>
-        <w:t>normals</w:t>
-      </w:r>
-      <w:proofErr w:type="spellEnd"/>
-      <w:r>
-        <w:t xml:space="preserve"> (WMO, 2017).</w:t>
+        <w:t>ensuring consistency with standard climatological data-completion practice for long-term monthly normals (WMO, 2017).</w:t>
       </w:r>
     </w:p>
     <w:p>
@@ -9658,15 +9392,7 @@
         <w:t>Level 1 (Station-specific Month Mean):</w:t>
       </w:r>
       <w:r>
-        <w:t xml:space="preserve"> A missing observation was replaced by the long-term climatological mean (</w:t>
-      </w:r>
-      <w:proofErr w:type="gramStart"/>
-      <w:r>
-        <w:t>µ)  for</w:t>
-      </w:r>
-      <w:proofErr w:type="gramEnd"/>
-      <w:r>
-        <w:t xml:space="preserve"> that specific variable (</w:t>
+        <w:t xml:space="preserve"> A missing observation was replaced by the long-term climatological mean (µ)  for that specific variable (</w:t>
       </w:r>
       <m:oMath>
         <m:r>
@@ -9699,31 +9425,7 @@
         </m:r>
       </m:oMath>
       <w:r>
-        <w:t xml:space="preserve">). For </w:t>
-      </w:r>
-      <w:proofErr w:type="gramStart"/>
-      <w:r>
-        <w:t>inst</w:t>
-      </w:r>
-      <w:proofErr w:type="spellStart"/>
-      <w:r>
-        <w:t>ance</w:t>
-      </w:r>
-      <w:proofErr w:type="spellEnd"/>
-      <w:r>
-        <w:t>,  a</w:t>
-      </w:r>
-      <w:proofErr w:type="gramEnd"/>
-      <w:r>
-        <w:t xml:space="preserve"> missing July rainfall record at </w:t>
-      </w:r>
-      <w:proofErr w:type="spellStart"/>
-      <w:r>
-        <w:t>Rajshahi</w:t>
-      </w:r>
-      <w:proofErr w:type="spellEnd"/>
-      <w:r>
-        <w:t xml:space="preserve"> was substituted with the mean of all available July rainfall observations at that station across the study period. </w:t>
+        <w:t xml:space="preserve">). For instance,  a missing July rainfall record at Rajshahi was substituted with the mean of all available July rainfall observations at that station across the study period. </w:t>
       </w:r>
     </w:p>
     <w:p>
@@ -9936,25 +9638,7 @@
           <w:sz w:val="24"/>
           <w:szCs w:val="24"/>
         </w:rPr>
-        <w:t xml:space="preserve"> is the number </w:t>
-      </w:r>
-      <w:proofErr w:type="gramStart"/>
-      <w:r>
-        <w:rPr>
-          <w:rFonts w:ascii="Times New Roman" w:eastAsia="Times New Roman" w:hAnsi="Times New Roman" w:cs="Times New Roman"/>
-          <w:sz w:val="24"/>
-          <w:szCs w:val="24"/>
-        </w:rPr>
-        <w:t>of  years</w:t>
-      </w:r>
-      <w:proofErr w:type="gramEnd"/>
-      <w:r>
-        <w:rPr>
-          <w:rFonts w:ascii="Times New Roman" w:eastAsia="Times New Roman" w:hAnsi="Times New Roman" w:cs="Times New Roman"/>
-          <w:sz w:val="24"/>
-          <w:szCs w:val="24"/>
-        </w:rPr>
-        <w:t xml:space="preserve"> with available observations for that specific station-month</w:t>
+        <w:t xml:space="preserve"> is the number of  years with available observations for that specific station-month</w:t>
       </w:r>
       <w:r>
         <w:rPr>
@@ -10928,23 +10612,13 @@
                 <w:szCs w:val="24"/>
               </w:rPr>
             </w:pPr>
-            <w:proofErr w:type="spellStart"/>
             <w:r>
               <w:rPr>
                 <w:rFonts w:ascii="Times New Roman" w:hAnsi="Times New Roman" w:cs="Times New Roman"/>
                 <w:sz w:val="24"/>
                 <w:szCs w:val="24"/>
               </w:rPr>
-              <w:t>Tmax</w:t>
-            </w:r>
-            <w:proofErr w:type="spellEnd"/>
-            <w:r>
-              <w:rPr>
-                <w:rFonts w:ascii="Times New Roman" w:hAnsi="Times New Roman" w:cs="Times New Roman"/>
-                <w:sz w:val="24"/>
-                <w:szCs w:val="24"/>
-              </w:rPr>
-              <w:t xml:space="preserve"> (°C)</w:t>
+              <w:t>Tmax (°C)</w:t>
             </w:r>
           </w:p>
         </w:tc>
@@ -11096,23 +10770,13 @@
                 <w:szCs w:val="24"/>
               </w:rPr>
             </w:pPr>
-            <w:proofErr w:type="spellStart"/>
             <w:r>
               <w:rPr>
                 <w:rFonts w:ascii="Times New Roman" w:hAnsi="Times New Roman" w:cs="Times New Roman"/>
                 <w:sz w:val="24"/>
                 <w:szCs w:val="24"/>
               </w:rPr>
-              <w:t>Tmin</w:t>
-            </w:r>
-            <w:proofErr w:type="spellEnd"/>
-            <w:r>
-              <w:rPr>
-                <w:rFonts w:ascii="Times New Roman" w:hAnsi="Times New Roman" w:cs="Times New Roman"/>
-                <w:sz w:val="24"/>
-                <w:szCs w:val="24"/>
-              </w:rPr>
-              <w:t xml:space="preserve"> (°C)</w:t>
+              <w:t>Tmin (°C)</w:t>
             </w:r>
           </w:p>
         </w:tc>
@@ -12197,7 +11861,6 @@
       </w:r>
       <w:bookmarkStart w:id="46" w:name="_Toc228952237"/>
       <w:bookmarkStart w:id="47" w:name="_Toc228961596"/>
-      <w:proofErr w:type="gramStart"/>
       <w:r>
         <w:t xml:space="preserve">3.5.1 </w:t>
       </w:r>
@@ -12205,11 +11868,7 @@
         <w:t xml:space="preserve"> </w:t>
       </w:r>
       <w:r>
-        <w:t>Feature</w:t>
-      </w:r>
-      <w:proofErr w:type="gramEnd"/>
-      <w:r>
-        <w:t xml:space="preserve"> Standardization and Algorithm Selection</w:t>
+        <w:t>Feature Standardization and Algorithm Selection</w:t>
       </w:r>
       <w:bookmarkEnd w:id="46"/>
       <w:bookmarkEnd w:id="47"/>
@@ -12386,31 +12045,7 @@
           <w:sz w:val="24"/>
           <w:szCs w:val="24"/>
         </w:rPr>
-        <w:t xml:space="preserve"> is the standard </w:t>
-      </w:r>
-      <w:proofErr w:type="gramStart"/>
-      <w:r>
-        <w:rPr>
-          <w:rFonts w:cs="Times New Roman"/>
-          <w:b w:val="0"/>
-          <w:bCs w:val="0"/>
-          <w:color w:val="auto"/>
-          <w:sz w:val="24"/>
-          <w:szCs w:val="24"/>
-        </w:rPr>
-        <w:t>deviation.</w:t>
-      </w:r>
-      <w:proofErr w:type="gramEnd"/>
-      <w:r>
-        <w:rPr>
-          <w:rFonts w:cs="Times New Roman"/>
-          <w:b w:val="0"/>
-          <w:bCs w:val="0"/>
-          <w:color w:val="auto"/>
-          <w:sz w:val="24"/>
-          <w:szCs w:val="24"/>
-        </w:rPr>
-        <w:t xml:space="preserve"> This ensures a dimensionless and scale-invariant input for the clustering algorithms.</w:t>
+        <w:t xml:space="preserve"> is the standard deviation. This ensures a dimensionless and scale-invariant input for the clustering algorithms.</w:t>
       </w:r>
     </w:p>
     <w:p>
@@ -13225,27 +12860,7 @@
               <w:sz w:val="24"/>
               <w:szCs w:val="24"/>
             </w:rPr>
-            <w:t>(</w:t>
-          </w:r>
-          <w:proofErr w:type="spellStart"/>
-          <w:r>
-            <w:rPr>
-              <w:rFonts w:ascii="Times New Roman" w:hAnsi="Times New Roman" w:cs="Times New Roman"/>
-              <w:color w:val="000000"/>
-              <w:sz w:val="24"/>
-              <w:szCs w:val="24"/>
-            </w:rPr>
-            <w:t>Rousseeuw</w:t>
-          </w:r>
-          <w:proofErr w:type="spellEnd"/>
-          <w:r>
-            <w:rPr>
-              <w:rFonts w:ascii="Times New Roman" w:hAnsi="Times New Roman" w:cs="Times New Roman"/>
-              <w:color w:val="000000"/>
-              <w:sz w:val="24"/>
-              <w:szCs w:val="24"/>
-            </w:rPr>
-            <w:t>, 1987)</w:t>
+            <w:t>(Rousseeuw, 1987)</w:t>
           </w:r>
         </w:sdtContent>
       </w:sdt>
@@ -13780,7 +13395,6 @@
           <w:szCs w:val="24"/>
         </w:rPr>
       </w:pPr>
-      <w:proofErr w:type="spellStart"/>
       <w:r>
         <w:rPr>
           <w:rFonts w:ascii="Times New Roman" w:hAnsi="Times New Roman" w:cs="Times New Roman"/>
@@ -13791,20 +13405,7 @@
           <w:sz w:val="24"/>
           <w:szCs w:val="24"/>
         </w:rPr>
-        <w:t>Calinski-Harabasz</w:t>
-      </w:r>
-      <w:proofErr w:type="spellEnd"/>
-      <w:r>
-        <w:rPr>
-          <w:rFonts w:ascii="Times New Roman" w:hAnsi="Times New Roman" w:cs="Times New Roman"/>
-          <w:b/>
-          <w:bCs/>
-          <w:i/>
-          <w:iCs/>
-          <w:sz w:val="24"/>
-          <w:szCs w:val="24"/>
-        </w:rPr>
-        <w:t xml:space="preserve"> Index </w:t>
+        <w:t xml:space="preserve">Calinski-Harabasz Index </w:t>
       </w:r>
       <m:oMath>
         <m:r>
@@ -14083,43 +13684,7 @@
               <w:color w:val="000000"/>
               <w:sz w:val="24"/>
             </w:rPr>
-            <w:t>(</w:t>
-          </w:r>
-          <w:proofErr w:type="spellStart"/>
-          <w:r>
-            <w:rPr>
-              <w:rFonts w:ascii="Times New Roman" w:eastAsia="Times New Roman" w:hAnsi="Times New Roman" w:cs="Times New Roman"/>
-              <w:color w:val="000000"/>
-              <w:sz w:val="24"/>
-            </w:rPr>
-            <w:t>Calinski</w:t>
-          </w:r>
-          <w:proofErr w:type="spellEnd"/>
-          <w:r>
-            <w:rPr>
-              <w:rFonts w:ascii="Times New Roman" w:eastAsia="Times New Roman" w:hAnsi="Times New Roman" w:cs="Times New Roman"/>
-              <w:color w:val="000000"/>
-              <w:sz w:val="24"/>
-            </w:rPr>
-            <w:t xml:space="preserve"> &amp; </w:t>
-          </w:r>
-          <w:proofErr w:type="spellStart"/>
-          <w:r>
-            <w:rPr>
-              <w:rFonts w:ascii="Times New Roman" w:eastAsia="Times New Roman" w:hAnsi="Times New Roman" w:cs="Times New Roman"/>
-              <w:color w:val="000000"/>
-              <w:sz w:val="24"/>
-            </w:rPr>
-            <w:t>Harabasz</w:t>
-          </w:r>
-          <w:proofErr w:type="spellEnd"/>
-          <w:r>
-            <w:rPr>
-              <w:rFonts w:ascii="Times New Roman" w:eastAsia="Times New Roman" w:hAnsi="Times New Roman" w:cs="Times New Roman"/>
-              <w:color w:val="000000"/>
-              <w:sz w:val="24"/>
-            </w:rPr>
-            <w:t>, 1974)</w:t>
+            <w:t>(Calinski &amp; Harabasz, 1974)</w:t>
           </w:r>
         </w:sdtContent>
       </w:sdt>
@@ -14635,7 +14200,6 @@
         </w:rPr>
         <w:t xml:space="preserve"> </w:t>
       </w:r>
-      <w:proofErr w:type="gramStart"/>
       <w:r>
         <w:rPr>
           <w:rFonts w:ascii="Times New Roman" w:eastAsiaTheme="minorEastAsia" w:hAnsi="Times New Roman" w:cs="Times New Roman"/>
@@ -14660,7 +14224,6 @@
         </w:rPr>
         <w:t>.</w:t>
       </w:r>
-      <w:proofErr w:type="gramEnd"/>
       <w:r>
         <w:rPr>
           <w:rFonts w:ascii="Times New Roman" w:eastAsiaTheme="minorEastAsia" w:hAnsi="Times New Roman" w:cs="Times New Roman"/>
@@ -14709,18 +14272,8 @@
           <w:sz w:val="24"/>
           <w:szCs w:val="24"/>
         </w:rPr>
-        <w:t xml:space="preserve"> is the sum of ranks for the first </w:t>
-      </w:r>
-      <w:proofErr w:type="gramStart"/>
-      <w:r>
-        <w:rPr>
-          <w:rFonts w:ascii="Times New Roman" w:eastAsiaTheme="minorEastAsia" w:hAnsi="Times New Roman" w:cs="Times New Roman"/>
-          <w:sz w:val="24"/>
-          <w:szCs w:val="24"/>
-        </w:rPr>
-        <w:t>decade.</w:t>
-      </w:r>
-      <w:proofErr w:type="gramEnd"/>
+        <w:t xml:space="preserve"> is the sum of ranks for the first decade.</w:t>
+      </w:r>
     </w:p>
     <w:p>
       <w:pPr>
@@ -15051,25 +14604,7 @@
           <w:sz w:val="24"/>
           <w:szCs w:val="24"/>
         </w:rPr>
-        <w:t xml:space="preserve"> is the number of month-to-month cluster shifts from Decade 1 to Decade </w:t>
-      </w:r>
-      <w:proofErr w:type="gramStart"/>
-      <w:r>
-        <w:rPr>
-          <w:rFonts w:ascii="Times New Roman" w:hAnsi="Times New Roman" w:cs="Times New Roman"/>
-          <w:sz w:val="24"/>
-          <w:szCs w:val="24"/>
-        </w:rPr>
-        <w:t>3.</w:t>
-      </w:r>
-      <w:proofErr w:type="gramEnd"/>
-      <w:r>
-        <w:rPr>
-          <w:rFonts w:ascii="Times New Roman" w:hAnsi="Times New Roman" w:cs="Times New Roman"/>
-          <w:sz w:val="24"/>
-          <w:szCs w:val="24"/>
-        </w:rPr>
-        <w:t xml:space="preserve"> </w:t>
+        <w:t xml:space="preserve"> is the number of month-to-month cluster shifts from Decade 1 to Decade 3. </w:t>
       </w:r>
       <m:oMath>
         <m:sSub>
@@ -15137,25 +14672,7 @@
           <w:sz w:val="24"/>
           <w:szCs w:val="24"/>
         </w:rPr>
-        <w:t xml:space="preserve">-th </w:t>
-      </w:r>
-      <w:proofErr w:type="gramStart"/>
-      <w:r>
-        <w:rPr>
-          <w:rFonts w:ascii="Times New Roman" w:hAnsi="Times New Roman" w:cs="Times New Roman"/>
-          <w:sz w:val="24"/>
-          <w:szCs w:val="24"/>
-        </w:rPr>
-        <w:t>permutation.</w:t>
-      </w:r>
-      <w:proofErr w:type="gramEnd"/>
-      <w:r>
-        <w:rPr>
-          <w:rFonts w:ascii="Times New Roman" w:hAnsi="Times New Roman" w:cs="Times New Roman"/>
-          <w:sz w:val="24"/>
-          <w:szCs w:val="24"/>
-        </w:rPr>
-        <w:t xml:space="preserve">  </w:t>
+        <w:t xml:space="preserve">-th permutation.  </w:t>
       </w:r>
       <m:oMath>
         <m:r>
@@ -15269,26 +14786,16 @@
           <w:sz w:val="24"/>
           <w:szCs w:val="24"/>
         </w:rPr>
-        <w:t xml:space="preserve"> is met, and 0 </w:t>
-      </w:r>
-      <w:proofErr w:type="gramStart"/>
+        <w:t xml:space="preserve"> is met, and 0 otherwise</w:t>
+      </w:r>
       <w:r>
         <w:rPr>
           <w:rFonts w:ascii="Times New Roman" w:eastAsia="Times New Roman" w:hAnsi="Times New Roman" w:cs="Times New Roman"/>
           <w:sz w:val="24"/>
           <w:szCs w:val="24"/>
         </w:rPr>
-        <w:t>otherwise</w:t>
-      </w:r>
-      <w:r>
-        <w:rPr>
-          <w:rFonts w:ascii="Times New Roman" w:eastAsia="Times New Roman" w:hAnsi="Times New Roman" w:cs="Times New Roman"/>
-          <w:sz w:val="24"/>
-          <w:szCs w:val="24"/>
-        </w:rPr>
         <w:t>.</w:t>
       </w:r>
-      <w:proofErr w:type="gramEnd"/>
     </w:p>
     <w:p>
       <w:pPr>
@@ -15620,19 +15127,8 @@
           <w:sz w:val="24"/>
           <w:szCs w:val="24"/>
         </w:rPr>
-        <w:t xml:space="preserve">is the distribution of the DTW distance with B=1000 resampled data </w:t>
-      </w:r>
-      <w:proofErr w:type="gramStart"/>
-      <w:r>
-        <w:rPr>
-          <w:rStyle w:val="cursor-pointer"/>
-          <w:rFonts w:ascii="Times New Roman" w:hAnsi="Times New Roman" w:cs="Times New Roman"/>
-          <w:sz w:val="24"/>
-          <w:szCs w:val="24"/>
-        </w:rPr>
-        <w:t>sets.</w:t>
-      </w:r>
-      <w:proofErr w:type="gramEnd"/>
+        <w:t>is the distribution of the DTW distance with B=1000 resampled data sets.</w:t>
+      </w:r>
       <w:r>
         <w:rPr>
           <w:rFonts w:ascii="Times New Roman" w:hAnsi="Times New Roman" w:cs="Times New Roman"/>
@@ -16213,27 +15709,7 @@
               <w:sz w:val="24"/>
               <w:szCs w:val="24"/>
             </w:rPr>
-            <w:t>(</w:t>
-          </w:r>
-          <w:proofErr w:type="spellStart"/>
-          <w:r>
-            <w:rPr>
-              <w:rFonts w:ascii="Times New Roman" w:hAnsi="Times New Roman" w:cs="Times New Roman"/>
-              <w:color w:val="000000"/>
-              <w:sz w:val="24"/>
-              <w:szCs w:val="24"/>
-            </w:rPr>
-            <w:t>Laperre</w:t>
-          </w:r>
-          <w:proofErr w:type="spellEnd"/>
-          <w:r>
-            <w:rPr>
-              <w:rFonts w:ascii="Times New Roman" w:hAnsi="Times New Roman" w:cs="Times New Roman"/>
-              <w:color w:val="000000"/>
-              <w:sz w:val="24"/>
-              <w:szCs w:val="24"/>
-            </w:rPr>
-            <w:t xml:space="preserve"> et al., 2020; Virdee et al., 2023)</w:t>
+            <w:t>(Laperre et al., 2020; Virdee et al., 2023)</w:t>
           </w:r>
         </w:sdtContent>
       </w:sdt>
@@ -18801,25 +18277,7 @@
           <w:sz w:val="24"/>
           <w:szCs w:val="24"/>
         </w:rPr>
-        <w:t xml:space="preserve">), and </w:t>
-      </w:r>
-      <w:proofErr w:type="spellStart"/>
-      <w:r>
-        <w:rPr>
-          <w:rFonts w:ascii="Times New Roman" w:eastAsia="Times New Roman" w:hAnsi="Times New Roman" w:cs="Times New Roman"/>
-          <w:sz w:val="24"/>
-          <w:szCs w:val="24"/>
-        </w:rPr>
-        <w:t>Calinski-Harabasz</w:t>
-      </w:r>
-      <w:proofErr w:type="spellEnd"/>
-      <w:r>
-        <w:rPr>
-          <w:rFonts w:ascii="Times New Roman" w:eastAsia="Times New Roman" w:hAnsi="Times New Roman" w:cs="Times New Roman"/>
-          <w:sz w:val="24"/>
-          <w:szCs w:val="24"/>
-        </w:rPr>
-        <w:t xml:space="preserve"> Index (</w:t>
+        <w:t>), and Calinski-Harabasz Index (</w:t>
       </w:r>
       <w:r>
         <w:t>16.385</w:t>
@@ -19181,27 +18639,7 @@
               <w:sz w:val="24"/>
               <w:szCs w:val="24"/>
             </w:rPr>
-            <w:t>(</w:t>
-          </w:r>
-          <w:proofErr w:type="spellStart"/>
-          <w:r>
-            <w:rPr>
-              <w:rFonts w:ascii="Times New Roman" w:eastAsia="Times New Roman" w:hAnsi="Times New Roman" w:cs="Times New Roman"/>
-              <w:color w:val="000000"/>
-              <w:sz w:val="24"/>
-              <w:szCs w:val="24"/>
-            </w:rPr>
-            <w:t>Laperre</w:t>
-          </w:r>
-          <w:proofErr w:type="spellEnd"/>
-          <w:r>
-            <w:rPr>
-              <w:rFonts w:ascii="Times New Roman" w:eastAsia="Times New Roman" w:hAnsi="Times New Roman" w:cs="Times New Roman"/>
-              <w:color w:val="000000"/>
-              <w:sz w:val="24"/>
-              <w:szCs w:val="24"/>
-            </w:rPr>
-            <w:t xml:space="preserve"> et al., 2020)</w:t>
+            <w:t>(Laperre et al., 2020)</w:t>
           </w:r>
         </w:sdtContent>
       </w:sdt>
@@ -19314,21 +18752,10 @@
           <w:sz w:val="24"/>
           <w:szCs w:val="24"/>
         </w:rPr>
-        <w:t xml:space="preserve">Comparative Performance of K-Means, Gaussian Mixture Model, and Hierarchical Agglomerative </w:t>
-      </w:r>
-      <w:proofErr w:type="gramStart"/>
-      <w:r>
-        <w:rPr>
-          <w:rFonts w:cs="Times New Roman"/>
-          <w:color w:val="auto"/>
-          <w:sz w:val="24"/>
-          <w:szCs w:val="24"/>
-        </w:rPr>
-        <w:t>Clustering..</w:t>
+        <w:t>Comparative Performance of K-Means, Gaussian Mixture Model, and Hierarchical Agglomerative Clustering..</w:t>
       </w:r>
       <w:bookmarkEnd w:id="81"/>
       <w:bookmarkEnd w:id="82"/>
-      <w:proofErr w:type="gramEnd"/>
     </w:p>
     <w:tbl>
       <w:tblPr>
@@ -19512,7 +18939,6 @@
                 <w:szCs w:val="24"/>
               </w:rPr>
             </w:pPr>
-            <w:proofErr w:type="spellStart"/>
             <w:r>
               <w:rPr>
                 <w:rFonts w:ascii="Times New Roman" w:hAnsi="Times New Roman" w:cs="Times New Roman"/>
@@ -19521,40 +18947,7 @@
                 <w:sz w:val="24"/>
                 <w:szCs w:val="24"/>
               </w:rPr>
-              <w:t>Calinski</w:t>
-            </w:r>
-            <w:proofErr w:type="spellEnd"/>
-            <w:r>
-              <w:rPr>
-                <w:rFonts w:ascii="Times New Roman" w:hAnsi="Times New Roman" w:cs="Times New Roman"/>
-                <w:b/>
-                <w:bCs/>
-                <w:sz w:val="24"/>
-                <w:szCs w:val="24"/>
-              </w:rPr>
-              <w:t>–</w:t>
-            </w:r>
-            <w:proofErr w:type="spellStart"/>
-            <w:r>
-              <w:rPr>
-                <w:rFonts w:ascii="Times New Roman" w:hAnsi="Times New Roman" w:cs="Times New Roman"/>
-                <w:b/>
-                <w:bCs/>
-                <w:sz w:val="24"/>
-                <w:szCs w:val="24"/>
-              </w:rPr>
-              <w:t>Harabasz</w:t>
-            </w:r>
-            <w:proofErr w:type="spellEnd"/>
-            <w:r>
-              <w:rPr>
-                <w:rFonts w:ascii="Times New Roman" w:hAnsi="Times New Roman" w:cs="Times New Roman"/>
-                <w:b/>
-                <w:bCs/>
-                <w:sz w:val="24"/>
-                <w:szCs w:val="24"/>
-              </w:rPr>
-              <w:t xml:space="preserve"> Index ↑</w:t>
+              <w:t>Calinski–Harabasz Index ↑</w:t>
             </w:r>
           </w:p>
         </w:tc>
@@ -20120,25 +19513,7 @@
           <w:sz w:val="24"/>
           <w:szCs w:val="24"/>
         </w:rPr>
-        <w:t xml:space="preserve">These clusters are a cool dry block (November-February), a pre-monsoon thermal buildup block (March-May), a monsoon moisture-dominated block (June-September), and an independent positioned October transitional node. This hierarchical consensus supports the idea that the chosen </w:t>
-      </w:r>
-      <w:proofErr w:type="gramStart"/>
-      <w:r>
-        <w:rPr>
-          <w:rFonts w:ascii="Times New Roman" w:hAnsi="Times New Roman" w:cs="Times New Roman"/>
-          <w:sz w:val="24"/>
-          <w:szCs w:val="24"/>
-        </w:rPr>
-        <w:t>four season</w:t>
-      </w:r>
-      <w:proofErr w:type="gramEnd"/>
-      <w:r>
-        <w:rPr>
-          <w:rFonts w:ascii="Times New Roman" w:hAnsi="Times New Roman" w:cs="Times New Roman"/>
-          <w:sz w:val="24"/>
-          <w:szCs w:val="24"/>
-        </w:rPr>
-        <w:t xml:space="preserve"> classification is not the artifact of one specific clustering algorithm, but rather a reproducible structure, which is embedded in the standardized monthly climatic profiles.</w:t>
+        <w:t>These clusters are a cool dry block (November-February), a pre-monsoon thermal buildup block (March-May), a monsoon moisture-dominated block (June-September), and an independent positioned October transitional node. This hierarchical consensus supports the idea that the chosen four season classification is not the artifact of one specific clustering algorithm, but rather a reproducible structure, which is embedded in the standardized monthly climatic profiles.</w:t>
       </w:r>
     </w:p>
     <w:p>
@@ -20498,16 +19873,15 @@
           <w:sz w:val="24"/>
           <w:szCs w:val="24"/>
         </w:rPr>
-        <w:t xml:space="preserve">represents </w:t>
-      </w:r>
-      <w:proofErr w:type="gramStart"/>
+        <w:t>represents the</w:t>
+      </w:r>
       <w:r>
         <w:rPr>
           <w:rFonts w:ascii="Times New Roman" w:eastAsia="Times New Roman" w:hAnsi="Times New Roman" w:cs="Times New Roman"/>
           <w:sz w:val="24"/>
           <w:szCs w:val="24"/>
         </w:rPr>
-        <w:t>the</w:t>
+        <w:t xml:space="preserve"> </w:t>
       </w:r>
       <w:r>
         <w:rPr>
@@ -20515,24 +19889,7 @@
           <w:sz w:val="24"/>
           <w:szCs w:val="24"/>
         </w:rPr>
-        <w:t xml:space="preserve"> </w:t>
-      </w:r>
-      <w:r>
-        <w:rPr>
-          <w:rFonts w:ascii="Times New Roman" w:eastAsia="Times New Roman" w:hAnsi="Times New Roman" w:cs="Times New Roman"/>
-          <w:sz w:val="24"/>
-          <w:szCs w:val="24"/>
-        </w:rPr>
-        <w:t xml:space="preserve"> hottest</w:t>
-      </w:r>
-      <w:proofErr w:type="gramEnd"/>
-      <w:r>
-        <w:rPr>
-          <w:rFonts w:ascii="Times New Roman" w:eastAsia="Times New Roman" w:hAnsi="Times New Roman" w:cs="Times New Roman"/>
-          <w:sz w:val="24"/>
-          <w:szCs w:val="24"/>
-        </w:rPr>
-        <w:t xml:space="preserve"> </w:t>
+        <w:t xml:space="preserve"> hottest </w:t>
       </w:r>
       <w:r>
         <w:rPr>
@@ -22284,23 +21641,29 @@
         </w:rPr>
         <w:t xml:space="preserve">) </w:t>
       </w:r>
-      <w:proofErr w:type="gramStart"/>
-      <w:r>
-        <w:rPr>
-          <w:rFonts w:ascii="Times New Roman" w:hAnsi="Times New Roman" w:cs="Times New Roman"/>
-          <w:sz w:val="24"/>
-          <w:szCs w:val="24"/>
-        </w:rPr>
-        <w:t>supports</w:t>
-      </w:r>
-      <w:proofErr w:type="gramEnd"/>
-      <w:r>
-        <w:rPr>
-          <w:rFonts w:ascii="Times New Roman" w:hAnsi="Times New Roman" w:cs="Times New Roman"/>
-          <w:sz w:val="24"/>
-          <w:szCs w:val="24"/>
-        </w:rPr>
-        <w:t xml:space="preserve"> its interpretation as a distinct transitional group with residual monsoon characteristics.</w:t>
+      <w:r>
+        <w:rPr>
+          <w:rFonts w:ascii="Times New Roman" w:hAnsi="Times New Roman" w:cs="Times New Roman"/>
+          <w:sz w:val="24"/>
+          <w:szCs w:val="24"/>
+        </w:rPr>
+        <w:t>suppor</w:t>
+      </w:r>
+      <w:r>
+        <w:rPr>
+          <w:rFonts w:ascii="Times New Roman" w:hAnsi="Times New Roman" w:cs="Times New Roman"/>
+          <w:sz w:val="24"/>
+          <w:szCs w:val="24"/>
+        </w:rPr>
+        <w:t>t</w:t>
+      </w:r>
+      <w:r>
+        <w:rPr>
+          <w:rFonts w:ascii="Times New Roman" w:hAnsi="Times New Roman" w:cs="Times New Roman"/>
+          <w:sz w:val="24"/>
+          <w:szCs w:val="24"/>
+        </w:rPr>
+        <w:t>s its interpretation as a distinct transitional group with residual monsoon characteristics.</w:t>
       </w:r>
     </w:p>
     <w:p>
@@ -23507,25 +22870,7 @@
           <w:sz w:val="24"/>
           <w:szCs w:val="24"/>
         </w:rPr>
-        <w:t>- indicates high sensitivity to climate variability. Rainfall and humidity also have si</w:t>
-      </w:r>
-      <w:proofErr w:type="spellStart"/>
-      <w:r>
-        <w:rPr>
-          <w:rFonts w:ascii="Times New Roman" w:eastAsia="Times New Roman" w:hAnsi="Times New Roman" w:cs="Times New Roman"/>
-          <w:sz w:val="24"/>
-          <w:szCs w:val="24"/>
-        </w:rPr>
-        <w:t>gnificantly</w:t>
-      </w:r>
-      <w:proofErr w:type="spellEnd"/>
-      <w:r>
-        <w:rPr>
-          <w:rFonts w:ascii="Times New Roman" w:eastAsia="Times New Roman" w:hAnsi="Times New Roman" w:cs="Times New Roman"/>
-          <w:sz w:val="24"/>
-          <w:szCs w:val="24"/>
-        </w:rPr>
-        <w:t xml:space="preserve"> larger deviations during the second decade (D2 vs. D3), confirming the observed persistence and delayed retreat of the monsoon-like conditions in recent decades.</w:t>
+        <w:t>- indicates high sensitivity to climate variability. Rainfall and humidity also have significantly larger deviations during the second decade (D2 vs. D3), confirming the observed persistence and delayed retreat of the monsoon-like conditions in recent decades.</w:t>
       </w:r>
     </w:p>
     <w:p>
@@ -24138,13 +23483,8 @@
           </w:tcPr>
           <w:p>
             <w:r>
-              <w:t>p-</w:t>
-            </w:r>
-            <w:proofErr w:type="spellStart"/>
-            <w:r>
-              <w:t>val</w:t>
-            </w:r>
-            <w:proofErr w:type="spellEnd"/>
+              <w:t>p-val</w:t>
+            </w:r>
           </w:p>
         </w:tc>
         <w:tc>
@@ -24262,13 +23602,8 @@
             <w:hideMark/>
           </w:tcPr>
           <w:p>
-            <w:proofErr w:type="spellStart"/>
-            <w:r>
-              <w:t>Tmax</w:t>
-            </w:r>
-            <w:proofErr w:type="spellEnd"/>
-            <w:r>
-              <w:t xml:space="preserve"> (°C)</w:t>
+            <w:r>
+              <w:t>Tmax (°C)</w:t>
             </w:r>
           </w:p>
         </w:tc>
@@ -24357,13 +23692,8 @@
             <w:hideMark/>
           </w:tcPr>
           <w:p>
-            <w:proofErr w:type="spellStart"/>
-            <w:r>
-              <w:t>Tmin</w:t>
-            </w:r>
-            <w:proofErr w:type="spellEnd"/>
-            <w:r>
-              <w:t xml:space="preserve"> (°C)</w:t>
+            <w:r>
+              <w:t>Tmin (°C)</w:t>
             </w:r>
           </w:p>
         </w:tc>
@@ -26490,13 +25820,6 @@
     </w:p>
     <w:p>
       <w:pPr>
-        <w:rPr>
-          <w:rFonts w:ascii="Times New Roman" w:hAnsi="Times New Roman" w:cs="Times New Roman"/>
-        </w:rPr>
-      </w:pPr>
-    </w:p>
-    <w:p>
-      <w:pPr>
         <w:pStyle w:val="Caption"/>
         <w:spacing w:line="480" w:lineRule="auto"/>
         <w:jc w:val="center"/>
@@ -26516,10 +25839,10 @@
           <w:szCs w:val="24"/>
         </w:rPr>
         <w:drawing>
-          <wp:inline distT="0" distB="0" distL="0" distR="0" wp14:anchorId="67629F82" wp14:editId="29D69489">
-            <wp:extent cx="5943600" cy="2659380"/>
-            <wp:effectExtent l="0" t="0" r="0" b="7620"/>
-            <wp:docPr id="24" name="Picture 24"/>
+          <wp:inline distT="0" distB="0" distL="0" distR="0" wp14:anchorId="32C62A95" wp14:editId="70F29E2D">
+            <wp:extent cx="5943600" cy="2766951"/>
+            <wp:effectExtent l="0" t="0" r="0" b="0"/>
+            <wp:docPr id="3" name="Picture 3"/>
             <wp:cNvGraphicFramePr>
               <a:graphicFrameLocks xmlns:a="http://schemas.openxmlformats.org/drawingml/2006/main" noChangeAspect="1"/>
             </wp:cNvGraphicFramePr>
@@ -26527,7 +25850,7 @@
               <a:graphicData uri="http://schemas.openxmlformats.org/drawingml/2006/picture">
                 <pic:pic xmlns:pic="http://schemas.openxmlformats.org/drawingml/2006/picture">
                   <pic:nvPicPr>
-                    <pic:cNvPr id="24" name="Picture 24"/>
+                    <pic:cNvPr id="3" name="Picture 3"/>
                     <pic:cNvPicPr/>
                   </pic:nvPicPr>
                   <pic:blipFill>
@@ -26545,7 +25868,7 @@
                   <pic:spPr>
                     <a:xfrm>
                       <a:off x="0" y="0"/>
-                      <a:ext cx="5947073" cy="2660934"/>
+                      <a:ext cx="5947226" cy="2768639"/>
                     </a:xfrm>
                     <a:prstGeom prst="rect">
                       <a:avLst/>
@@ -26667,6 +25990,7 @@
           <w:sz w:val="23"/>
           <w:szCs w:val="23"/>
         </w:rPr>
+        <w:lastRenderedPageBreak/>
         <w:fldChar w:fldCharType="begin"/>
       </w:r>
       <w:r>
@@ -26815,7 +26139,6 @@
       </w:pPr>
       <w:bookmarkStart w:id="119" w:name="_Toc228952251"/>
       <w:bookmarkStart w:id="120" w:name="_Toc228961610"/>
-      <w:proofErr w:type="gramStart"/>
       <w:r>
         <w:rPr>
           <w:rFonts w:ascii="Times New Roman" w:hAnsi="Times New Roman" w:cs="Times New Roman"/>
@@ -26836,19 +26159,7 @@
           <w:sz w:val="32"/>
           <w:szCs w:val="32"/>
         </w:rPr>
-        <w:t>Statistical</w:t>
-      </w:r>
-      <w:proofErr w:type="gramEnd"/>
-      <w:r>
-        <w:rPr>
-          <w:rFonts w:ascii="Times New Roman" w:hAnsi="Times New Roman" w:cs="Times New Roman"/>
-          <w:b/>
-          <w:bCs/>
-          <w:color w:val="auto"/>
-          <w:sz w:val="32"/>
-          <w:szCs w:val="32"/>
-        </w:rPr>
-        <w:t xml:space="preserve"> Assessment of Temporal Seasonal Reclassification</w:t>
+        <w:t>Statistical Assessment of Temporal Seasonal Reclassification</w:t>
       </w:r>
       <w:bookmarkEnd w:id="119"/>
       <w:bookmarkEnd w:id="120"/>
@@ -27046,7 +26357,6 @@
           <w:sz w:val="36"/>
           <w:szCs w:val="36"/>
         </w:rPr>
-        <w:lastRenderedPageBreak/>
         <w:t>4.6.3 Validation of Seasonal Acceleration (Bootstrap CI)</w:t>
       </w:r>
       <w:bookmarkEnd w:id="123"/>
@@ -27069,6 +26379,7 @@
           <w:sz w:val="24"/>
           <w:szCs w:val="24"/>
         </w:rPr>
+        <w:lastRenderedPageBreak/>
         <w:t>A critical finding of this study is the acceleration of seasonal shifts, validated through Bootstrap Confidence Intervals (B=1000). The Dynamic Time Warping (DTW) distance, which quantifies the distance between decadal annual cycles, revealed that the shift from Decade 2 to Decade 3 (1.</w:t>
       </w:r>
       <w:r>
@@ -27117,33 +26428,15 @@
           <w:sz w:val="24"/>
           <w:szCs w:val="24"/>
         </w:rPr>
-        <w:t xml:space="preserve">, </w:t>
-      </w:r>
-      <w:proofErr w:type="gramStart"/>
-      <w:r>
-        <w:rPr>
-          <w:rFonts w:ascii="Times New Roman" w:hAnsi="Times New Roman" w:cs="Times New Roman"/>
-          <w:sz w:val="24"/>
-          <w:szCs w:val="24"/>
-        </w:rPr>
-        <w:t>CI:</w:t>
-      </w:r>
-      <w:r>
-        <w:rPr>
-          <w:rFonts w:ascii="Times New Roman" w:hAnsi="Times New Roman" w:cs="Times New Roman"/>
-          <w:sz w:val="24"/>
-          <w:szCs w:val="24"/>
-        </w:rPr>
-        <w:t>[</w:t>
-      </w:r>
-      <w:proofErr w:type="gramEnd"/>
-      <w:r>
-        <w:rPr>
-          <w:rFonts w:ascii="Times New Roman" w:hAnsi="Times New Roman" w:cs="Times New Roman"/>
-          <w:sz w:val="24"/>
-          <w:szCs w:val="24"/>
-        </w:rPr>
-        <w:t>0.322, 0.7826]</w:t>
+        <w:t>, CI:</w:t>
+      </w:r>
+      <w:r>
+        <w:rPr>
+          <w:rFonts w:ascii="Times New Roman" w:hAnsi="Times New Roman" w:cs="Times New Roman"/>
+          <w:sz w:val="24"/>
+          <w:szCs w:val="24"/>
+        </w:rPr>
+        <w:t>[0.322, 0.7826]</w:t>
       </w:r>
       <w:r>
         <w:rPr>
@@ -27255,43 +26548,7 @@
           <w:sz w:val="24"/>
           <w:szCs w:val="24"/>
         </w:rPr>
-        <w:t xml:space="preserve"> shows that the number of months of reass</w:t>
-      </w:r>
-      <w:proofErr w:type="spellStart"/>
-      <w:r>
-        <w:rPr>
-          <w:rFonts w:ascii="Times New Roman" w:hAnsi="Times New Roman" w:cs="Times New Roman"/>
-          <w:sz w:val="24"/>
-          <w:szCs w:val="24"/>
-        </w:rPr>
-        <w:t>ignment</w:t>
-      </w:r>
-      <w:proofErr w:type="spellEnd"/>
-      <w:r>
-        <w:rPr>
-          <w:rFonts w:ascii="Times New Roman" w:hAnsi="Times New Roman" w:cs="Times New Roman"/>
-          <w:sz w:val="24"/>
-          <w:szCs w:val="24"/>
-        </w:rPr>
-        <w:t xml:space="preserve"> by itself is not significantly out of line with the chance of occurrence. Nevertheless, the physical identity of the shifted months, especially the months of October and November, are climatologically relevant when explained in the context of the considerable decadal alterations in rainfall, </w:t>
-      </w:r>
-      <w:proofErr w:type="spellStart"/>
-      <w:r>
-        <w:rPr>
-          <w:rFonts w:ascii="Times New Roman" w:hAnsi="Times New Roman" w:cs="Times New Roman"/>
-          <w:sz w:val="24"/>
-          <w:szCs w:val="24"/>
-        </w:rPr>
-        <w:t>Tmin</w:t>
-      </w:r>
-      <w:proofErr w:type="spellEnd"/>
-      <w:r>
-        <w:rPr>
-          <w:rFonts w:ascii="Times New Roman" w:hAnsi="Times New Roman" w:cs="Times New Roman"/>
-          <w:sz w:val="24"/>
-          <w:szCs w:val="24"/>
-        </w:rPr>
-        <w:t xml:space="preserve">, dry-bulb temperature, and wind speed. Moreover, the Chi-square test </w:t>
+        <w:t xml:space="preserve"> shows that the number of months of reassignment by itself is not significantly out of line with the chance of occurrence. Nevertheless, the physical identity of the shifted months, especially the months of October and November, are climatologically relevant when explained in the context of the considerable decadal alterations in rainfall, Tmin, dry-bulb temperature, and wind speed. Moreover, the Chi-square test </w:t>
       </w:r>
       <m:oMath>
         <m:r>
@@ -27366,25 +26623,7 @@
           <w:sz w:val="24"/>
           <w:szCs w:val="24"/>
         </w:rPr>
-        <w:t xml:space="preserve"> is used to prove that the number of months in each seasonal cluster is the same, which proves that the prevail</w:t>
-      </w:r>
-      <w:proofErr w:type="spellStart"/>
-      <w:r>
-        <w:rPr>
-          <w:rFonts w:ascii="Times New Roman" w:hAnsi="Times New Roman" w:cs="Times New Roman"/>
-          <w:sz w:val="24"/>
-          <w:szCs w:val="24"/>
-        </w:rPr>
-        <w:t>ing</w:t>
-      </w:r>
-      <w:proofErr w:type="spellEnd"/>
-      <w:r>
-        <w:rPr>
-          <w:rFonts w:ascii="Times New Roman" w:hAnsi="Times New Roman" w:cs="Times New Roman"/>
-          <w:sz w:val="24"/>
-          <w:szCs w:val="24"/>
-        </w:rPr>
-        <w:t xml:space="preserve"> process is the boundary displacement, but not loss and appearance of seasonal regimes.</w:t>
+        <w:t xml:space="preserve"> is used to prove that the number of months in each seasonal cluster is the same, which proves that the prevailing process is the boundary displacement, but not loss and appearance of seasonal regimes.</w:t>
       </w:r>
     </w:p>
     <w:p>
@@ -27432,7 +26671,6 @@
       <w:bookmarkStart w:id="128" w:name="_Toc228951996"/>
       <w:bookmarkStart w:id="129" w:name="_Toc228961635"/>
       <w:r>
-        <w:lastRenderedPageBreak/>
         <w:t xml:space="preserve">Table </w:t>
       </w:r>
       <w:fldSimple w:instr=" SEQ Table \* ARABIC ">
@@ -27480,6 +26718,7 @@
               <w:jc w:val="center"/>
             </w:pPr>
             <w:r>
+              <w:lastRenderedPageBreak/>
               <w:t>Test</w:t>
             </w:r>
           </w:p>
@@ -28221,7 +27460,6 @@
               <w:jc w:val="center"/>
             </w:pPr>
             <w:r>
-              <w:lastRenderedPageBreak/>
               <w:t>Mann-Whitney U (D1 vs D3)</w:t>
             </w:r>
           </w:p>
@@ -28323,6 +27561,7 @@
               <w:jc w:val="center"/>
             </w:pPr>
             <w:r>
+              <w:lastRenderedPageBreak/>
               <w:t>Mann-Whitney U (D1 vs D3)</w:t>
             </w:r>
           </w:p>
@@ -29073,8 +28312,56 @@
           <w:sz w:val="24"/>
           <w:szCs w:val="24"/>
         </w:rPr>
+        <w:t xml:space="preserve">Coastal and southeastern stations </w:t>
+      </w:r>
+      <w:r>
+        <w:rPr>
+          <w:rFonts w:ascii="Times New Roman" w:eastAsia="Times New Roman" w:hAnsi="Times New Roman" w:cs="Times New Roman"/>
+          <w:sz w:val="24"/>
+          <w:szCs w:val="24"/>
+        </w:rPr>
+        <w:t xml:space="preserve">(e.g., </w:t>
+      </w:r>
+      <w:r>
+        <w:rPr>
+          <w:rFonts w:ascii="Times New Roman" w:eastAsia="Times New Roman" w:hAnsi="Times New Roman" w:cs="Times New Roman"/>
+          <w:sz w:val="24"/>
+          <w:szCs w:val="24"/>
+        </w:rPr>
+        <w:t>Cox’s Bazar</w:t>
+      </w:r>
+      <w:r>
+        <w:rPr>
+          <w:rFonts w:ascii="Times New Roman" w:eastAsia="Times New Roman" w:hAnsi="Times New Roman" w:cs="Times New Roman"/>
+          <w:sz w:val="24"/>
+          <w:szCs w:val="24"/>
+        </w:rPr>
+        <w:t xml:space="preserve">, Teknaf, Sandwip, and Hatiya) </w:t>
+      </w:r>
+      <w:r>
+        <w:rPr>
+          <w:rFonts w:ascii="Times New Roman" w:eastAsia="Times New Roman" w:hAnsi="Times New Roman" w:cs="Times New Roman"/>
+          <w:sz w:val="24"/>
+          <w:szCs w:val="24"/>
+        </w:rPr>
+        <w:t>exhibit prolonged monsoon-like characteristics</w:t>
+      </w:r>
+      <w:r>
+        <w:rPr>
+          <w:rFonts w:ascii="Times New Roman" w:eastAsia="Times New Roman" w:hAnsi="Times New Roman" w:cs="Times New Roman"/>
+          <w:sz w:val="24"/>
+          <w:szCs w:val="24"/>
+        </w:rPr>
+        <w:t xml:space="preserve"> with high moisture and thermal indicators extending into </w:t>
+      </w:r>
+      <w:r>
+        <w:rPr>
+          <w:rFonts w:ascii="Times New Roman" w:eastAsia="Times New Roman" w:hAnsi="Times New Roman" w:cs="Times New Roman"/>
+          <w:sz w:val="24"/>
+          <w:szCs w:val="24"/>
+        </w:rPr>
         <w:lastRenderedPageBreak/>
-        <w:t xml:space="preserve">Coastal and southeastern stations </w:t>
+        <w:t xml:space="preserve">October (and in a few cases, November). Such persistence is related to the fact that the </w:t>
       </w:r>
       <w:r>
         <w:rPr>
@@ -29082,7 +28369,7 @@
           <w:sz w:val="24"/>
           <w:szCs w:val="24"/>
         </w:rPr>
-        <w:t xml:space="preserve">(e.g., </w:t>
+        <w:t xml:space="preserve">strong maritime influence of the Bay of Bengal, </w:t>
       </w:r>
       <w:r>
         <w:rPr>
@@ -29090,137 +28377,7 @@
           <w:sz w:val="24"/>
           <w:szCs w:val="24"/>
         </w:rPr>
-        <w:t>Cox’s Bazar</w:t>
-      </w:r>
-      <w:r>
-        <w:rPr>
-          <w:rFonts w:ascii="Times New Roman" w:eastAsia="Times New Roman" w:hAnsi="Times New Roman" w:cs="Times New Roman"/>
-          <w:sz w:val="24"/>
-          <w:szCs w:val="24"/>
-        </w:rPr>
-        <w:t xml:space="preserve">, </w:t>
-      </w:r>
-      <w:proofErr w:type="spellStart"/>
-      <w:r>
-        <w:rPr>
-          <w:rFonts w:ascii="Times New Roman" w:eastAsia="Times New Roman" w:hAnsi="Times New Roman" w:cs="Times New Roman"/>
-          <w:sz w:val="24"/>
-          <w:szCs w:val="24"/>
-        </w:rPr>
-        <w:t>Teknaf</w:t>
-      </w:r>
-      <w:proofErr w:type="spellEnd"/>
-      <w:r>
-        <w:rPr>
-          <w:rFonts w:ascii="Times New Roman" w:eastAsia="Times New Roman" w:hAnsi="Times New Roman" w:cs="Times New Roman"/>
-          <w:sz w:val="24"/>
-          <w:szCs w:val="24"/>
-        </w:rPr>
-        <w:t xml:space="preserve">, </w:t>
-      </w:r>
-      <w:proofErr w:type="spellStart"/>
-      <w:r>
-        <w:rPr>
-          <w:rFonts w:ascii="Times New Roman" w:eastAsia="Times New Roman" w:hAnsi="Times New Roman" w:cs="Times New Roman"/>
-          <w:sz w:val="24"/>
-          <w:szCs w:val="24"/>
-        </w:rPr>
-        <w:t>Sandwip</w:t>
-      </w:r>
-      <w:proofErr w:type="spellEnd"/>
-      <w:r>
-        <w:rPr>
-          <w:rFonts w:ascii="Times New Roman" w:eastAsia="Times New Roman" w:hAnsi="Times New Roman" w:cs="Times New Roman"/>
-          <w:sz w:val="24"/>
-          <w:szCs w:val="24"/>
-        </w:rPr>
-        <w:t xml:space="preserve">, and </w:t>
-      </w:r>
-      <w:proofErr w:type="spellStart"/>
-      <w:r>
-        <w:rPr>
-          <w:rFonts w:ascii="Times New Roman" w:eastAsia="Times New Roman" w:hAnsi="Times New Roman" w:cs="Times New Roman"/>
-          <w:sz w:val="24"/>
-          <w:szCs w:val="24"/>
-        </w:rPr>
-        <w:t>Hatiya</w:t>
-      </w:r>
-      <w:proofErr w:type="spellEnd"/>
-      <w:r>
-        <w:rPr>
-          <w:rFonts w:ascii="Times New Roman" w:eastAsia="Times New Roman" w:hAnsi="Times New Roman" w:cs="Times New Roman"/>
-          <w:sz w:val="24"/>
-          <w:szCs w:val="24"/>
-        </w:rPr>
-        <w:t xml:space="preserve">) </w:t>
-      </w:r>
-      <w:r>
-        <w:rPr>
-          <w:rFonts w:ascii="Times New Roman" w:eastAsia="Times New Roman" w:hAnsi="Times New Roman" w:cs="Times New Roman"/>
-          <w:sz w:val="24"/>
-          <w:szCs w:val="24"/>
-        </w:rPr>
-        <w:t>exhibit prolonged monsoon-like characteristics</w:t>
-      </w:r>
-      <w:r>
-        <w:rPr>
-          <w:rFonts w:ascii="Times New Roman" w:eastAsia="Times New Roman" w:hAnsi="Times New Roman" w:cs="Times New Roman"/>
-          <w:sz w:val="24"/>
-          <w:szCs w:val="24"/>
-        </w:rPr>
-        <w:t xml:space="preserve"> with high moisture and thermal indicators extending into October (and in a few cases, November). Such persistence is related to the fact that the </w:t>
-      </w:r>
-      <w:r>
-        <w:rPr>
-          <w:rFonts w:ascii="Times New Roman" w:eastAsia="Times New Roman" w:hAnsi="Times New Roman" w:cs="Times New Roman"/>
-          <w:sz w:val="24"/>
-          <w:szCs w:val="24"/>
-        </w:rPr>
-        <w:t xml:space="preserve">strong maritime influence of the Bay of Bengal, </w:t>
-      </w:r>
-      <w:r>
-        <w:rPr>
-          <w:rFonts w:ascii="Times New Roman" w:eastAsia="Times New Roman" w:hAnsi="Times New Roman" w:cs="Times New Roman"/>
-          <w:sz w:val="24"/>
-          <w:szCs w:val="24"/>
-        </w:rPr>
-        <w:t>and helps to soften seasonal cooling and maintain the humidity of the atmosphere. By contrast, the northern inland stations (</w:t>
-      </w:r>
-      <w:proofErr w:type="gramStart"/>
-      <w:r>
-        <w:rPr>
-          <w:rFonts w:ascii="Times New Roman" w:eastAsia="Times New Roman" w:hAnsi="Times New Roman" w:cs="Times New Roman"/>
-          <w:sz w:val="24"/>
-          <w:szCs w:val="24"/>
-        </w:rPr>
-        <w:t>e.g.</w:t>
-      </w:r>
-      <w:proofErr w:type="gramEnd"/>
-      <w:r>
-        <w:rPr>
-          <w:rFonts w:ascii="Times New Roman" w:eastAsia="Times New Roman" w:hAnsi="Times New Roman" w:cs="Times New Roman"/>
-          <w:sz w:val="24"/>
-          <w:szCs w:val="24"/>
-        </w:rPr>
-        <w:t xml:space="preserve"> </w:t>
-      </w:r>
-      <w:proofErr w:type="spellStart"/>
-      <w:r>
-        <w:rPr>
-          <w:rFonts w:ascii="Times New Roman" w:eastAsia="Times New Roman" w:hAnsi="Times New Roman" w:cs="Times New Roman"/>
-          <w:sz w:val="24"/>
-          <w:szCs w:val="24"/>
-        </w:rPr>
-        <w:t>Rajshahi</w:t>
-      </w:r>
-      <w:proofErr w:type="spellEnd"/>
-      <w:r>
-        <w:rPr>
-          <w:rFonts w:ascii="Times New Roman" w:eastAsia="Times New Roman" w:hAnsi="Times New Roman" w:cs="Times New Roman"/>
-          <w:sz w:val="24"/>
-          <w:szCs w:val="24"/>
-        </w:rPr>
-        <w:t>, Dinajpur, and Rangpur) experience a shorter period of monsoon persistence and stronger pre-monsoon warming peak in March</w:t>
+        <w:t>and helps to soften seasonal cooling and maintain the humidity of the atmosphere. By contrast, the northern inland stations (e.g. Rajshahi, Dinajpur, and Rangpur) experience a shorter period of monsoon persistence and stronger pre-monsoon warming peak in March</w:t>
       </w:r>
       <w:r>
         <w:rPr>
@@ -29784,19 +28941,11 @@
         </w:rPr>
         <w:t>(</w:t>
       </w:r>
-      <w:proofErr w:type="spellStart"/>
-      <w:r>
-        <w:rPr>
-          <w:rFonts w:ascii="Times New Roman" w:hAnsi="Times New Roman" w:cs="Times New Roman"/>
-        </w:rPr>
-        <w:t>Banglapedia</w:t>
-      </w:r>
-      <w:proofErr w:type="spellEnd"/>
-      <w:r>
-        <w:rPr>
-          <w:rFonts w:ascii="Times New Roman" w:hAnsi="Times New Roman" w:cs="Times New Roman"/>
-        </w:rPr>
-        <w:t>, 2021)</w:t>
+      <w:r>
+        <w:rPr>
+          <w:rFonts w:ascii="Times New Roman" w:hAnsi="Times New Roman" w:cs="Times New Roman"/>
+        </w:rPr>
+        <w:t>Banglapedia, 2021)</w:t>
       </w:r>
       <w:r>
         <w:rPr>
@@ -29875,25 +29024,7 @@
               <w:color w:val="000000"/>
               <w:sz w:val="23"/>
             </w:rPr>
-            <w:t xml:space="preserve">(Ahmed &amp; </w:t>
-          </w:r>
-          <w:proofErr w:type="spellStart"/>
-          <w:r>
-            <w:rPr>
-              <w:rFonts w:ascii="Times New Roman" w:eastAsia="Times New Roman" w:hAnsi="Times New Roman" w:cs="Times New Roman"/>
-              <w:color w:val="000000"/>
-              <w:sz w:val="23"/>
-            </w:rPr>
-            <w:t>Alam</w:t>
-          </w:r>
-          <w:proofErr w:type="spellEnd"/>
-          <w:r>
-            <w:rPr>
-              <w:rFonts w:ascii="Times New Roman" w:eastAsia="Times New Roman" w:hAnsi="Times New Roman" w:cs="Times New Roman"/>
-              <w:color w:val="000000"/>
-              <w:sz w:val="23"/>
-            </w:rPr>
-            <w:t>, 1999)</w:t>
+            <w:t>(Ahmed &amp; Alam, 1999)</w:t>
           </w:r>
         </w:sdtContent>
       </w:sdt>
@@ -30026,27 +29157,7 @@
           <w:sz w:val="23"/>
           <w:szCs w:val="23"/>
         </w:rPr>
-        <w:t xml:space="preserve">, October remains the sole representative of the </w:t>
-      </w:r>
-      <w:proofErr w:type="gramStart"/>
-      <w:r>
-        <w:rPr>
-          <w:rStyle w:val="cursor-pointer"/>
-          <w:rFonts w:ascii="Times New Roman" w:hAnsi="Times New Roman" w:cs="Times New Roman"/>
-          <w:sz w:val="23"/>
-          <w:szCs w:val="23"/>
-        </w:rPr>
-        <w:t>Post-Monsoon</w:t>
-      </w:r>
-      <w:proofErr w:type="gramEnd"/>
-      <w:r>
-        <w:rPr>
-          <w:rStyle w:val="cursor-pointer"/>
-          <w:rFonts w:ascii="Times New Roman" w:hAnsi="Times New Roman" w:cs="Times New Roman"/>
-          <w:sz w:val="23"/>
-          <w:szCs w:val="23"/>
-        </w:rPr>
-        <w:t xml:space="preserve"> c</w:t>
+        <w:t>, October remains the sole representative of the Post-Monsoon c</w:t>
       </w:r>
       <w:r>
         <w:rPr>
@@ -30352,27 +29463,7 @@
               <w:sz w:val="24"/>
               <w:szCs w:val="24"/>
             </w:rPr>
-            <w:t>(</w:t>
-          </w:r>
-          <w:proofErr w:type="spellStart"/>
-          <w:r>
-            <w:rPr>
-              <w:rFonts w:ascii="Times New Roman" w:eastAsia="Times New Roman" w:hAnsi="Times New Roman" w:cs="Times New Roman"/>
-              <w:color w:val="000000"/>
-              <w:sz w:val="24"/>
-              <w:szCs w:val="24"/>
-            </w:rPr>
-            <w:t>Shariot</w:t>
-          </w:r>
-          <w:proofErr w:type="spellEnd"/>
-          <w:r>
-            <w:rPr>
-              <w:rFonts w:ascii="Times New Roman" w:eastAsia="Times New Roman" w:hAnsi="Times New Roman" w:cs="Times New Roman"/>
-              <w:color w:val="000000"/>
-              <w:sz w:val="24"/>
-              <w:szCs w:val="24"/>
-            </w:rPr>
-            <w:t>-Ullah et al., 2024; Virdee et al., 2023)</w:t>
+            <w:t>(Shariot-Ullah et al., 2024; Virdee et al., 2023)</w:t>
           </w:r>
         </w:sdtContent>
       </w:sdt>
@@ -30452,25 +29543,7 @@
           <w:sz w:val="24"/>
           <w:szCs w:val="24"/>
         </w:rPr>
-        <w:t xml:space="preserve">The </w:t>
-      </w:r>
-      <w:proofErr w:type="spellStart"/>
-      <w:r>
-        <w:rPr>
-          <w:rFonts w:ascii="Times New Roman" w:eastAsia="Times New Roman" w:hAnsi="Times New Roman" w:cs="Times New Roman"/>
-          <w:sz w:val="24"/>
-          <w:szCs w:val="24"/>
-        </w:rPr>
-        <w:t>normalised</w:t>
-      </w:r>
-      <w:proofErr w:type="spellEnd"/>
-      <w:r>
-        <w:rPr>
-          <w:rFonts w:ascii="Times New Roman" w:eastAsia="Times New Roman" w:hAnsi="Times New Roman" w:cs="Times New Roman"/>
-          <w:sz w:val="24"/>
-          <w:szCs w:val="24"/>
-        </w:rPr>
-        <w:t xml:space="preserve"> DTW distance between Decades 2 and 3</w:t>
+        <w:t>The normalised DTW distance between Decades 2 and 3</w:t>
       </w:r>
       <w:r>
         <w:rPr>
@@ -30802,29 +29875,7 @@
               <w:sz w:val="23"/>
               <w:szCs w:val="23"/>
             </w:rPr>
-            <w:t>(</w:t>
-          </w:r>
-          <w:proofErr w:type="spellStart"/>
-          <w:r>
-            <w:rPr>
-              <w:rStyle w:val="cursor-pointer"/>
-              <w:rFonts w:ascii="Times New Roman" w:hAnsi="Times New Roman" w:cs="Times New Roman"/>
-              <w:color w:val="000000"/>
-              <w:sz w:val="23"/>
-              <w:szCs w:val="23"/>
-            </w:rPr>
-            <w:t>Shariot</w:t>
-          </w:r>
-          <w:proofErr w:type="spellEnd"/>
-          <w:r>
-            <w:rPr>
-              <w:rStyle w:val="cursor-pointer"/>
-              <w:rFonts w:ascii="Times New Roman" w:hAnsi="Times New Roman" w:cs="Times New Roman"/>
-              <w:color w:val="000000"/>
-              <w:sz w:val="23"/>
-              <w:szCs w:val="23"/>
-            </w:rPr>
-            <w:t>-Ullah et al., 2024)</w:t>
+            <w:t>(Shariot-Ullah et al., 2024)</w:t>
           </w:r>
         </w:sdtContent>
       </w:sdt>
@@ -31155,25 +30206,7 @@
               <w:color w:val="000000"/>
               <w:sz w:val="24"/>
             </w:rPr>
-            <w:t xml:space="preserve">(Kaufman &amp; </w:t>
-          </w:r>
-          <w:proofErr w:type="spellStart"/>
-          <w:r>
-            <w:rPr>
-              <w:rFonts w:ascii="Times New Roman" w:eastAsia="Times New Roman" w:hAnsi="Times New Roman" w:cs="Times New Roman"/>
-              <w:color w:val="000000"/>
-              <w:sz w:val="24"/>
-            </w:rPr>
-            <w:t>Rousseeuw</w:t>
-          </w:r>
-          <w:proofErr w:type="spellEnd"/>
-          <w:r>
-            <w:rPr>
-              <w:rFonts w:ascii="Times New Roman" w:eastAsia="Times New Roman" w:hAnsi="Times New Roman" w:cs="Times New Roman"/>
-              <w:color w:val="000000"/>
-              <w:sz w:val="24"/>
-            </w:rPr>
-            <w:t>, 1990)</w:t>
+            <w:t>(Kaufman &amp; Rousseeuw, 1990)</w:t>
           </w:r>
         </w:sdtContent>
       </w:sdt>
@@ -32008,49 +31041,7 @@
             <w:rPr>
               <w:rFonts w:eastAsia="Times New Roman"/>
             </w:rPr>
-            <w:t xml:space="preserve">Abu </w:t>
-          </w:r>
-          <w:proofErr w:type="spellStart"/>
-          <w:r>
-            <w:rPr>
-              <w:rFonts w:eastAsia="Times New Roman"/>
-            </w:rPr>
-            <w:t>Zafur</w:t>
-          </w:r>
-          <w:proofErr w:type="spellEnd"/>
-          <w:r>
-            <w:rPr>
-              <w:rFonts w:eastAsia="Times New Roman"/>
-            </w:rPr>
-            <w:t xml:space="preserve"> Al-</w:t>
-          </w:r>
-          <w:proofErr w:type="spellStart"/>
-          <w:r>
-            <w:rPr>
-              <w:rFonts w:eastAsia="Times New Roman"/>
-            </w:rPr>
-            <w:t>Munsur</w:t>
-          </w:r>
-          <w:proofErr w:type="spellEnd"/>
-          <w:r>
-            <w:rPr>
-              <w:rFonts w:eastAsia="Times New Roman"/>
-            </w:rPr>
-            <w:t xml:space="preserve">, Md., Shahidul Islam, Md., Islam, F., Kanti Biswas, P., </w:t>
-          </w:r>
-          <w:proofErr w:type="spellStart"/>
-          <w:r>
-            <w:rPr>
-              <w:rFonts w:eastAsia="Times New Roman"/>
-            </w:rPr>
-            <w:t>Hasanuzzaman</w:t>
-          </w:r>
-          <w:proofErr w:type="spellEnd"/>
-          <w:r>
-            <w:rPr>
-              <w:rFonts w:eastAsia="Times New Roman"/>
-            </w:rPr>
-            <w:t xml:space="preserve">, M., &amp; Ismail Hossain, Md. (2025). Annual and seasonal variability of historical climatic parameters of Bangladesh. </w:t>
+            <w:t xml:space="preserve">Abu Zafur Al-Munsur, Md., Shahidul Islam, Md., Islam, F., Kanti Biswas, P., Hasanuzzaman, M., &amp; Ismail Hossain, Md. (2025). Annual and seasonal variability of historical climatic parameters of Bangladesh. </w:t>
           </w:r>
           <w:r>
             <w:rPr>
@@ -32095,21 +31086,7 @@
             <w:rPr>
               <w:rFonts w:eastAsia="Times New Roman"/>
             </w:rPr>
-            <w:t xml:space="preserve">Ahmed, A. U., &amp; </w:t>
-          </w:r>
-          <w:proofErr w:type="spellStart"/>
-          <w:r>
-            <w:rPr>
-              <w:rFonts w:eastAsia="Times New Roman"/>
-            </w:rPr>
-            <w:t>Alam</w:t>
-          </w:r>
-          <w:proofErr w:type="spellEnd"/>
-          <w:r>
-            <w:rPr>
-              <w:rFonts w:eastAsia="Times New Roman"/>
-            </w:rPr>
-            <w:t xml:space="preserve">, M. (1999). Development of Climate Change Scenarios with General Circulation Models. In </w:t>
+            <w:t xml:space="preserve">Ahmed, A. U., &amp; Alam, M. (1999). Development of Climate Change Scenarios with General Circulation Models. In </w:t>
           </w:r>
           <w:r>
             <w:rPr>
@@ -32136,47 +31113,11 @@
               <w:rFonts w:eastAsia="Times New Roman"/>
             </w:rPr>
           </w:pPr>
-          <w:proofErr w:type="spellStart"/>
           <w:r>
             <w:rPr>
               <w:rFonts w:eastAsia="Times New Roman"/>
             </w:rPr>
-            <w:t>Alam</w:t>
-          </w:r>
-          <w:proofErr w:type="spellEnd"/>
-          <w:r>
-            <w:rPr>
-              <w:rFonts w:eastAsia="Times New Roman"/>
-            </w:rPr>
-            <w:t xml:space="preserve">, E., </w:t>
-          </w:r>
-          <w:proofErr w:type="spellStart"/>
-          <w:r>
-            <w:rPr>
-              <w:rFonts w:eastAsia="Times New Roman"/>
-            </w:rPr>
-            <w:t>Hridoy</w:t>
-          </w:r>
-          <w:proofErr w:type="spellEnd"/>
-          <w:r>
-            <w:rPr>
-              <w:rFonts w:eastAsia="Times New Roman"/>
-            </w:rPr>
-            <w:t xml:space="preserve">, A.-E. E., </w:t>
-          </w:r>
-          <w:proofErr w:type="spellStart"/>
-          <w:r>
-            <w:rPr>
-              <w:rFonts w:eastAsia="Times New Roman"/>
-            </w:rPr>
-            <w:t>Tusher</w:t>
-          </w:r>
-          <w:proofErr w:type="spellEnd"/>
-          <w:r>
-            <w:rPr>
-              <w:rFonts w:eastAsia="Times New Roman"/>
-            </w:rPr>
-            <w:t xml:space="preserve">, S. Md. S. H., Islam, A. R. Md. T., &amp; Islam, M. K. (2023). Correction: Climate change in Bangladesh: Temperature and rainfall climatology of Bangladesh for 1949–2013 and its implication on rice yield. </w:t>
+            <w:t xml:space="preserve">Alam, E., Hridoy, A.-E. E., Tusher, S. Md. S. H., Islam, A. R. Md. T., &amp; Islam, M. K. (2023). Correction: Climate change in Bangladesh: Temperature and rainfall climatology of Bangladesh for 1949–2013 and its implication on rice yield. </w:t>
           </w:r>
           <w:r>
             <w:rPr>
@@ -32217,19 +31158,11 @@
               <w:rFonts w:eastAsia="Times New Roman"/>
             </w:rPr>
           </w:pPr>
-          <w:proofErr w:type="spellStart"/>
           <w:r>
             <w:rPr>
               <w:rFonts w:eastAsia="Times New Roman"/>
             </w:rPr>
-            <w:t>Alam</w:t>
-          </w:r>
-          <w:proofErr w:type="spellEnd"/>
-          <w:r>
-            <w:rPr>
-              <w:rFonts w:eastAsia="Times New Roman"/>
-            </w:rPr>
-            <w:t xml:space="preserve">, M. S., &amp; Paul, S. (2020). A comparative analysis of clustering algorithms to identify the homogeneous rainfall gauge stations of Bangladesh. </w:t>
+            <w:t xml:space="preserve">Alam, M. S., &amp; Paul, S. (2020). A comparative analysis of clustering algorithms to identify the homogeneous rainfall gauge stations of Bangladesh. </w:t>
           </w:r>
           <w:r>
             <w:rPr>
@@ -32274,21 +31207,7 @@
             <w:rPr>
               <w:rFonts w:eastAsia="Times New Roman"/>
             </w:rPr>
-            <w:t xml:space="preserve">Bosu, H., Rashid, T., Mannan, A., &amp; </w:t>
-          </w:r>
-          <w:proofErr w:type="spellStart"/>
-          <w:r>
-            <w:rPr>
-              <w:rFonts w:eastAsia="Times New Roman"/>
-            </w:rPr>
-            <w:t>Meandad</w:t>
-          </w:r>
-          <w:proofErr w:type="spellEnd"/>
-          <w:r>
-            <w:rPr>
-              <w:rFonts w:eastAsia="Times New Roman"/>
-            </w:rPr>
-            <w:t xml:space="preserve">, J. (2021). Trends of Rainfall and Temperature in Bangladesh: A Comparative Analysis of CMIP5 Results and Meteorological Station Data. </w:t>
+            <w:t xml:space="preserve">Bosu, H., Rashid, T., Mannan, A., &amp; Meandad, J. (2021). Trends of Rainfall and Temperature in Bangladesh: A Comparative Analysis of CMIP5 Results and Meteorological Station Data. </w:t>
           </w:r>
           <w:r>
             <w:rPr>
@@ -32329,33 +31248,11 @@
               <w:rFonts w:eastAsia="Times New Roman"/>
             </w:rPr>
           </w:pPr>
-          <w:proofErr w:type="spellStart"/>
           <w:r>
             <w:rPr>
               <w:rFonts w:eastAsia="Times New Roman"/>
             </w:rPr>
-            <w:t>Calinski</w:t>
-          </w:r>
-          <w:proofErr w:type="spellEnd"/>
-          <w:r>
-            <w:rPr>
-              <w:rFonts w:eastAsia="Times New Roman"/>
-            </w:rPr>
-            <w:t xml:space="preserve">, T., &amp; </w:t>
-          </w:r>
-          <w:proofErr w:type="spellStart"/>
-          <w:r>
-            <w:rPr>
-              <w:rFonts w:eastAsia="Times New Roman"/>
-            </w:rPr>
-            <w:t>Harabasz</w:t>
-          </w:r>
-          <w:proofErr w:type="spellEnd"/>
-          <w:r>
-            <w:rPr>
-              <w:rFonts w:eastAsia="Times New Roman"/>
-            </w:rPr>
-            <w:t xml:space="preserve">, J. (1974). A dendrite method for cluster analysis. </w:t>
+            <w:t xml:space="preserve">Calinski, T., &amp; Harabasz, J. (1974). A dendrite method for cluster analysis. </w:t>
           </w:r>
           <w:r>
             <w:rPr>
@@ -32445,21 +31342,7 @@
             <w:rPr>
               <w:rFonts w:eastAsia="Times New Roman"/>
             </w:rPr>
-            <w:t xml:space="preserve">Ciftci, N. D., Baday, S., &amp; Sahin, A. D. (2026). Deep Learning-based Seasonal Forecasting Over K-means-derived Climate Zones in </w:t>
-          </w:r>
-          <w:proofErr w:type="spellStart"/>
-          <w:r>
-            <w:rPr>
-              <w:rFonts w:eastAsia="Times New Roman"/>
-            </w:rPr>
-            <w:t>Türkiye</w:t>
-          </w:r>
-          <w:proofErr w:type="spellEnd"/>
-          <w:r>
-            <w:rPr>
-              <w:rFonts w:eastAsia="Times New Roman"/>
-            </w:rPr>
-            <w:t xml:space="preserve">. </w:t>
+            <w:t xml:space="preserve">Ciftci, N. D., Baday, S., &amp; Sahin, A. D. (2026). Deep Learning-based Seasonal Forecasting Over K-means-derived Climate Zones in Türkiye. </w:t>
           </w:r>
           <w:r>
             <w:rPr>
@@ -32792,21 +31675,7 @@
             <w:rPr>
               <w:rFonts w:eastAsia="Times New Roman"/>
             </w:rPr>
-            <w:t xml:space="preserve">Kaufman, L., &amp; </w:t>
-          </w:r>
-          <w:proofErr w:type="spellStart"/>
-          <w:r>
-            <w:rPr>
-              <w:rFonts w:eastAsia="Times New Roman"/>
-            </w:rPr>
-            <w:t>Rousseeuw</w:t>
-          </w:r>
-          <w:proofErr w:type="spellEnd"/>
-          <w:r>
-            <w:rPr>
-              <w:rFonts w:eastAsia="Times New Roman"/>
-            </w:rPr>
-            <w:t xml:space="preserve">, P. J. (1990). </w:t>
+            <w:t xml:space="preserve">Kaufman, L., &amp; Rousseeuw, P. J. (1990). </w:t>
           </w:r>
           <w:r>
             <w:rPr>
@@ -32837,21 +31706,7 @@
             <w:rPr>
               <w:rFonts w:eastAsia="Times New Roman"/>
             </w:rPr>
-            <w:t xml:space="preserve">Keogh, E., &amp; </w:t>
-          </w:r>
-          <w:proofErr w:type="spellStart"/>
-          <w:r>
-            <w:rPr>
-              <w:rFonts w:eastAsia="Times New Roman"/>
-            </w:rPr>
-            <w:t>Ratanamahatana</w:t>
-          </w:r>
-          <w:proofErr w:type="spellEnd"/>
-          <w:r>
-            <w:rPr>
-              <w:rFonts w:eastAsia="Times New Roman"/>
-            </w:rPr>
-            <w:t xml:space="preserve">, C. A. (2005). Exact indexing of dynamic time warping. </w:t>
+            <w:t xml:space="preserve">Keogh, E., &amp; Ratanamahatana, C. A. (2005). Exact indexing of dynamic time warping. </w:t>
           </w:r>
           <w:r>
             <w:rPr>
@@ -32892,47 +31747,11 @@
               <w:rFonts w:eastAsia="Times New Roman"/>
             </w:rPr>
           </w:pPr>
-          <w:proofErr w:type="spellStart"/>
           <w:r>
             <w:rPr>
               <w:rFonts w:eastAsia="Times New Roman"/>
             </w:rPr>
-            <w:t>Laperre</w:t>
-          </w:r>
-          <w:proofErr w:type="spellEnd"/>
-          <w:r>
-            <w:rPr>
-              <w:rFonts w:eastAsia="Times New Roman"/>
-            </w:rPr>
-            <w:t xml:space="preserve">, B., Amaya, J., &amp; Lapenta, G. (2020). Dynamic Time Warping as a New Evaluation for </w:t>
-          </w:r>
-          <w:proofErr w:type="spellStart"/>
-          <w:r>
-            <w:rPr>
-              <w:rFonts w:eastAsia="Times New Roman"/>
-            </w:rPr>
-            <w:t>Dst</w:t>
-          </w:r>
-          <w:proofErr w:type="spellEnd"/>
-          <w:r>
-            <w:rPr>
-              <w:rFonts w:eastAsia="Times New Roman"/>
-            </w:rPr>
-            <w:t xml:space="preserve"> Forecast </w:t>
-          </w:r>
-          <w:proofErr w:type="gramStart"/>
-          <w:r>
-            <w:rPr>
-              <w:rFonts w:eastAsia="Times New Roman"/>
-            </w:rPr>
-            <w:t>With</w:t>
-          </w:r>
-          <w:proofErr w:type="gramEnd"/>
-          <w:r>
-            <w:rPr>
-              <w:rFonts w:eastAsia="Times New Roman"/>
-            </w:rPr>
-            <w:t xml:space="preserve"> Machine Learning. </w:t>
+            <w:t xml:space="preserve">Laperre, B., Amaya, J., &amp; Lapenta, G. (2020). Dynamic Time Warping as a New Evaluation for Dst Forecast With Machine Learning. </w:t>
           </w:r>
           <w:r>
             <w:rPr>
@@ -33098,21 +31917,7 @@
             <w:rPr>
               <w:rFonts w:eastAsia="Times New Roman"/>
             </w:rPr>
-            <w:t xml:space="preserve">Mullick, Md. R. A., Nur, R. M., </w:t>
-          </w:r>
-          <w:proofErr w:type="spellStart"/>
-          <w:r>
-            <w:rPr>
-              <w:rFonts w:eastAsia="Times New Roman"/>
-            </w:rPr>
-            <w:t>Alam</w:t>
-          </w:r>
-          <w:proofErr w:type="spellEnd"/>
-          <w:r>
-            <w:rPr>
-              <w:rFonts w:eastAsia="Times New Roman"/>
-            </w:rPr>
-            <w:t xml:space="preserve">, Md. J., &amp; Islam, K. M. A. (2019). Observed trends in temperature and rainfall in Bangladesh using pre-whitening approach. </w:t>
+            <w:t xml:space="preserve">Mullick, Md. R. A., Nur, R. M., Alam, Md. J., &amp; Islam, K. M. A. (2019). Observed trends in temperature and rainfall in Bangladesh using pre-whitening approach. </w:t>
           </w:r>
           <w:r>
             <w:rPr>
@@ -33157,21 +31962,7 @@
             <w:rPr>
               <w:rFonts w:eastAsia="Times New Roman"/>
             </w:rPr>
-            <w:t xml:space="preserve">Nie, D., </w:t>
-          </w:r>
-          <w:proofErr w:type="spellStart"/>
-          <w:r>
-            <w:rPr>
-              <w:rFonts w:eastAsia="Times New Roman"/>
-            </w:rPr>
-            <w:t>Cappellari</w:t>
-          </w:r>
-          <w:proofErr w:type="spellEnd"/>
-          <w:r>
-            <w:rPr>
-              <w:rFonts w:eastAsia="Times New Roman"/>
-            </w:rPr>
-            <w:t xml:space="preserve">, P., &amp; Roantree, M. (2021). A methodology for classification and validation of customer datasets. </w:t>
+            <w:t xml:space="preserve">Nie, D., Cappellari, P., &amp; Roantree, M. (2021). A methodology for classification and validation of customer datasets. </w:t>
           </w:r>
           <w:r>
             <w:rPr>
@@ -33212,19 +32003,11 @@
               <w:rFonts w:eastAsia="Times New Roman"/>
             </w:rPr>
           </w:pPr>
-          <w:proofErr w:type="spellStart"/>
           <w:r>
             <w:rPr>
               <w:rFonts w:eastAsia="Times New Roman"/>
             </w:rPr>
-            <w:t>Rafiuddin</w:t>
-          </w:r>
-          <w:proofErr w:type="spellEnd"/>
-          <w:r>
-            <w:rPr>
-              <w:rFonts w:eastAsia="Times New Roman"/>
-            </w:rPr>
-            <w:t xml:space="preserve">, M., Uyeda, H., &amp; Islam, M. N. (2012). Regional and seasonal variations of precipitation systems in Bangladesh. </w:t>
+            <w:t xml:space="preserve">Rafiuddin, M., Uyeda, H., &amp; Islam, M. N. (2012). Regional and seasonal variations of precipitation systems in Bangladesh. </w:t>
           </w:r>
           <w:r>
             <w:rPr>
@@ -33300,21 +32083,7 @@
             <w:rPr>
               <w:rFonts w:eastAsia="Times New Roman"/>
             </w:rPr>
-            <w:t xml:space="preserve">Rahman, Md. M., Mannan, Md. A., Sarkar, Md. S. K., Mallik, M. A. K., Sultana, A., Islam, Md. K., Akter, M. Y., </w:t>
-          </w:r>
-          <w:proofErr w:type="spellStart"/>
-          <w:r>
-            <w:rPr>
-              <w:rFonts w:eastAsia="Times New Roman"/>
-            </w:rPr>
-            <w:t>Alam</w:t>
-          </w:r>
-          <w:proofErr w:type="spellEnd"/>
-          <w:r>
-            <w:rPr>
-              <w:rFonts w:eastAsia="Times New Roman"/>
-            </w:rPr>
-            <w:t xml:space="preserve">, E., &amp; Islam, A. R. Md. T. (2024). Are hotspots and frequencies of heat waves changing over time? Exploring causes of heat waves in a tropical country. </w:t>
+            <w:t xml:space="preserve">Rahman, Md. M., Mannan, Md. A., Sarkar, Md. S. K., Mallik, M. A. K., Sultana, A., Islam, Md. K., Akter, M. Y., Alam, E., &amp; Islam, A. R. Md. T. (2024). Are hotspots and frequencies of heat waves changing over time? Exploring causes of heat waves in a tropical country. </w:t>
           </w:r>
           <w:r>
             <w:rPr>
@@ -33477,19 +32246,11 @@
               <w:rFonts w:eastAsia="Times New Roman"/>
             </w:rPr>
           </w:pPr>
-          <w:proofErr w:type="spellStart"/>
           <w:r>
             <w:rPr>
               <w:rFonts w:eastAsia="Times New Roman"/>
             </w:rPr>
-            <w:t>Rousseeuw</w:t>
-          </w:r>
-          <w:proofErr w:type="spellEnd"/>
-          <w:r>
-            <w:rPr>
-              <w:rFonts w:eastAsia="Times New Roman"/>
-            </w:rPr>
-            <w:t xml:space="preserve">, P. J. (1987). Silhouettes: A graphical aid to the interpretation and validation of cluster analysis. </w:t>
+            <w:t xml:space="preserve">Rousseeuw, P. J. (1987). Silhouettes: A graphical aid to the interpretation and validation of cluster analysis. </w:t>
           </w:r>
           <w:r>
             <w:rPr>
@@ -33665,33 +32426,11 @@
               <w:rFonts w:eastAsia="Times New Roman"/>
             </w:rPr>
           </w:pPr>
-          <w:proofErr w:type="spellStart"/>
           <w:r>
             <w:rPr>
               <w:rFonts w:eastAsia="Times New Roman"/>
             </w:rPr>
-            <w:t>Shariot</w:t>
-          </w:r>
-          <w:proofErr w:type="spellEnd"/>
-          <w:r>
-            <w:rPr>
-              <w:rFonts w:eastAsia="Times New Roman"/>
-            </w:rPr>
-            <w:t xml:space="preserve">-Ullah, Md., Akhter, S., </w:t>
-          </w:r>
-          <w:proofErr w:type="spellStart"/>
-          <w:r>
-            <w:rPr>
-              <w:rFonts w:eastAsia="Times New Roman"/>
-            </w:rPr>
-            <w:t>Acharjee</w:t>
-          </w:r>
-          <w:proofErr w:type="spellEnd"/>
-          <w:r>
-            <w:rPr>
-              <w:rFonts w:eastAsia="Times New Roman"/>
-            </w:rPr>
-            <w:t xml:space="preserve">, T. K., &amp; Hasan, Md. M. (2024a). Analysis of the onset, withdrawal, and variability of monsoon rainfall in the face of climate change. </w:t>
+            <w:t xml:space="preserve">Shariot-Ullah, Md., Akhter, S., Acharjee, T. K., &amp; Hasan, Md. M. (2024a). Analysis of the onset, withdrawal, and variability of monsoon rainfall in the face of climate change. </w:t>
           </w:r>
           <w:r>
             <w:rPr>
@@ -33732,33 +32471,11 @@
               <w:rFonts w:eastAsia="Times New Roman"/>
             </w:rPr>
           </w:pPr>
-          <w:proofErr w:type="spellStart"/>
           <w:r>
             <w:rPr>
               <w:rFonts w:eastAsia="Times New Roman"/>
             </w:rPr>
-            <w:t>Shariot</w:t>
-          </w:r>
-          <w:proofErr w:type="spellEnd"/>
-          <w:r>
-            <w:rPr>
-              <w:rFonts w:eastAsia="Times New Roman"/>
-            </w:rPr>
-            <w:t xml:space="preserve">-Ullah, Md., Akhter, S., </w:t>
-          </w:r>
-          <w:proofErr w:type="spellStart"/>
-          <w:r>
-            <w:rPr>
-              <w:rFonts w:eastAsia="Times New Roman"/>
-            </w:rPr>
-            <w:t>Acharjee</w:t>
-          </w:r>
-          <w:proofErr w:type="spellEnd"/>
-          <w:r>
-            <w:rPr>
-              <w:rFonts w:eastAsia="Times New Roman"/>
-            </w:rPr>
-            <w:t xml:space="preserve">, T. K., &amp; Hasan, Md. M. (2024b). Analysis of the onset, withdrawal, and variability of monsoon rainfall in the face of climate change. </w:t>
+            <w:t xml:space="preserve">Shariot-Ullah, Md., Akhter, S., Acharjee, T. K., &amp; Hasan, Md. M. (2024b). Analysis of the onset, withdrawal, and variability of monsoon rainfall in the face of climate change. </w:t>
           </w:r>
           <w:r>
             <w:rPr>
@@ -33803,21 +32520,7 @@
             <w:rPr>
               <w:rFonts w:eastAsia="Times New Roman"/>
             </w:rPr>
-            <w:t xml:space="preserve">Stine, A. R., </w:t>
-          </w:r>
-          <w:proofErr w:type="spellStart"/>
-          <w:r>
-            <w:rPr>
-              <w:rFonts w:eastAsia="Times New Roman"/>
-            </w:rPr>
-            <w:t>Huybers</w:t>
-          </w:r>
-          <w:proofErr w:type="spellEnd"/>
-          <w:r>
-            <w:rPr>
-              <w:rFonts w:eastAsia="Times New Roman"/>
-            </w:rPr>
-            <w:t xml:space="preserve">, P., &amp; Fung, I. Y. (2009). Changes in the phase of the annual cycle of surface temperature. </w:t>
+            <w:t xml:space="preserve">Stine, A. R., Huybers, P., &amp; Fung, I. Y. (2009). Changes in the phase of the annual cycle of surface temperature. </w:t>
           </w:r>
           <w:r>
             <w:rPr>
@@ -33997,35 +32700,7 @@
             <w:rPr>
               <w:rFonts w:eastAsia="Times New Roman"/>
             </w:rPr>
-            <w:t xml:space="preserve">Virdee, M., Kaiser, M., </w:t>
-          </w:r>
-          <w:proofErr w:type="spellStart"/>
-          <w:r>
-            <w:rPr>
-              <w:rFonts w:eastAsia="Times New Roman"/>
-            </w:rPr>
-            <w:t>Ek</w:t>
-          </w:r>
-          <w:proofErr w:type="spellEnd"/>
-          <w:r>
-            <w:rPr>
-              <w:rFonts w:eastAsia="Times New Roman"/>
-            </w:rPr>
-            <w:t xml:space="preserve">, C. H., Shuckburgh, E., &amp; </w:t>
-          </w:r>
-          <w:proofErr w:type="spellStart"/>
-          <w:r>
-            <w:rPr>
-              <w:rFonts w:eastAsia="Times New Roman"/>
-            </w:rPr>
-            <w:t>Kazlauskaite</w:t>
-          </w:r>
-          <w:proofErr w:type="spellEnd"/>
-          <w:r>
-            <w:rPr>
-              <w:rFonts w:eastAsia="Times New Roman"/>
-            </w:rPr>
-            <w:t xml:space="preserve">, I. (2023). A locally time-invariant metric for climate model ensemble predictions of extreme risk. </w:t>
+            <w:t xml:space="preserve">Virdee, M., Kaiser, M., Ek, C. H., Shuckburgh, E., &amp; Kazlauskaite, I. (2023). A locally time-invariant metric for climate model ensemble predictions of extreme risk. </w:t>
           </w:r>
           <w:r>
             <w:rPr>
@@ -34143,18 +32818,8 @@
               <w:i/>
               <w:iCs/>
             </w:rPr>
-            <w:t xml:space="preserve">WMO Guidelines on the Calculation of Climate </w:t>
+            <w:t>WMO Guidelines on the Calculation of Climate Normals</w:t>
           </w:r>
-          <w:proofErr w:type="spellStart"/>
-          <w:r>
-            <w:rPr>
-              <w:rFonts w:eastAsia="Times New Roman"/>
-              <w:i/>
-              <w:iCs/>
-            </w:rPr>
-            <w:t>Normals</w:t>
-          </w:r>
-          <w:proofErr w:type="spellEnd"/>
           <w:r>
             <w:rPr>
               <w:rFonts w:eastAsia="Times New Roman"/>
@@ -34183,19 +32848,11 @@
               <w:rFonts w:eastAsia="Times New Roman"/>
             </w:rPr>
           </w:pPr>
-          <w:proofErr w:type="spellStart"/>
           <w:r>
             <w:rPr>
               <w:rFonts w:eastAsia="Times New Roman"/>
             </w:rPr>
-            <w:t>Banglapedia</w:t>
-          </w:r>
-          <w:proofErr w:type="spellEnd"/>
-          <w:r>
-            <w:rPr>
-              <w:rFonts w:eastAsia="Times New Roman"/>
-            </w:rPr>
-            <w:t xml:space="preserve">. (2021). Seasons. National Encyclopedia of Bangladesh. </w:t>
+            <w:t xml:space="preserve">Banglapedia. (2021). Seasons. National Encyclopedia of Bangladesh. </w:t>
           </w:r>
           <w:hyperlink r:id="rId23" w:history="1">
             <w:r>
@@ -34203,17 +32860,8 @@
                 <w:rStyle w:val="Hyperlink"/>
                 <w:rFonts w:eastAsia="Times New Roman"/>
               </w:rPr>
-              <w:t xml:space="preserve">Season - </w:t>
-            </w:r>
-            <w:proofErr w:type="spellStart"/>
-            <w:r>
-              <w:rPr>
-                <w:rStyle w:val="Hyperlink"/>
-                <w:rFonts w:eastAsia="Times New Roman"/>
-              </w:rPr>
-              <w:t>Banglapedia</w:t>
-            </w:r>
-            <w:proofErr w:type="spellEnd"/>
+              <w:t>Season - Banglapedia</w:t>
+            </w:r>
           </w:hyperlink>
         </w:p>
         <w:p>
@@ -34676,21 +33324,8 @@
             <w:hideMark/>
           </w:tcPr>
           <w:p>
-            <w:proofErr w:type="spellStart"/>
-            <w:r>
-              <w:t>Ambagan</w:t>
-            </w:r>
-            <w:proofErr w:type="spellEnd"/>
-            <w:r>
-              <w:t xml:space="preserve"> (</w:t>
-            </w:r>
-            <w:proofErr w:type="spellStart"/>
-            <w:r>
-              <w:t>Ctg</w:t>
-            </w:r>
-            <w:proofErr w:type="spellEnd"/>
-            <w:r>
-              <w:t>)</w:t>
+            <w:r>
+              <w:t>Ambagan (Ctg)</w:t>
             </w:r>
           </w:p>
         </w:tc>
@@ -34826,11 +33461,9 @@
             <w:hideMark/>
           </w:tcPr>
           <w:p>
-            <w:proofErr w:type="spellStart"/>
             <w:r>
               <w:t>Barishal</w:t>
             </w:r>
-            <w:proofErr w:type="spellEnd"/>
           </w:p>
         </w:tc>
         <w:tc>
@@ -34929,11 +33562,9 @@
             <w:hideMark/>
           </w:tcPr>
           <w:p>
-            <w:proofErr w:type="spellStart"/>
             <w:r>
               <w:t>Barishal</w:t>
             </w:r>
-            <w:proofErr w:type="spellEnd"/>
           </w:p>
         </w:tc>
         <w:tc>
@@ -34996,11 +33627,9 @@
             <w:hideMark/>
           </w:tcPr>
           <w:p>
-            <w:proofErr w:type="spellStart"/>
             <w:r>
               <w:t>Bogra</w:t>
             </w:r>
-            <w:proofErr w:type="spellEnd"/>
           </w:p>
         </w:tc>
         <w:tc>
@@ -35034,11 +33663,9 @@
             <w:hideMark/>
           </w:tcPr>
           <w:p>
-            <w:proofErr w:type="spellStart"/>
             <w:r>
               <w:t>Rajshahi</w:t>
             </w:r>
-            <w:proofErr w:type="spellEnd"/>
           </w:p>
         </w:tc>
         <w:tc>
@@ -35202,11 +33829,9 @@
             <w:hideMark/>
           </w:tcPr>
           <w:p>
-            <w:proofErr w:type="spellStart"/>
             <w:r>
               <w:t>Chuadanga</w:t>
             </w:r>
-            <w:proofErr w:type="spellEnd"/>
           </w:p>
         </w:tc>
         <w:tc>
@@ -35406,13 +34031,8 @@
             <w:hideMark/>
           </w:tcPr>
           <w:p>
-            <w:proofErr w:type="spellStart"/>
-            <w:r>
-              <w:t>Conavg</w:t>
-            </w:r>
-            <w:proofErr w:type="spellEnd"/>
-            <w:r>
-              <w:t xml:space="preserve"> (Dhaka)</w:t>
+            <w:r>
+              <w:t>Conavg (Dhaka)</w:t>
             </w:r>
           </w:p>
         </w:tc>
@@ -36018,11 +34638,9 @@
             <w:hideMark/>
           </w:tcPr>
           <w:p>
-            <w:proofErr w:type="spellStart"/>
             <w:r>
               <w:t>Hatiya</w:t>
             </w:r>
-            <w:proofErr w:type="spellEnd"/>
           </w:p>
         </w:tc>
         <w:tc>
@@ -36121,11 +34739,9 @@
             <w:hideMark/>
           </w:tcPr>
           <w:p>
-            <w:proofErr w:type="spellStart"/>
             <w:r>
               <w:t>Ishurdi</w:t>
             </w:r>
-            <w:proofErr w:type="spellEnd"/>
           </w:p>
         </w:tc>
         <w:tc>
@@ -36159,11 +34775,9 @@
             <w:hideMark/>
           </w:tcPr>
           <w:p>
-            <w:proofErr w:type="spellStart"/>
             <w:r>
               <w:t>Rajshahi</w:t>
             </w:r>
-            <w:proofErr w:type="spellEnd"/>
           </w:p>
         </w:tc>
         <w:tc>
@@ -36327,11 +34941,9 @@
             <w:hideMark/>
           </w:tcPr>
           <w:p>
-            <w:proofErr w:type="spellStart"/>
             <w:r>
               <w:t>Khepupara</w:t>
             </w:r>
-            <w:proofErr w:type="spellEnd"/>
           </w:p>
         </w:tc>
         <w:tc>
@@ -36365,11 +34977,9 @@
             <w:hideMark/>
           </w:tcPr>
           <w:p>
-            <w:proofErr w:type="spellStart"/>
             <w:r>
               <w:t>Barishal</w:t>
             </w:r>
-            <w:proofErr w:type="spellEnd"/>
           </w:p>
         </w:tc>
         <w:tc>
@@ -36533,11 +35143,9 @@
             <w:hideMark/>
           </w:tcPr>
           <w:p>
-            <w:proofErr w:type="spellStart"/>
             <w:r>
               <w:t>Kutubdia</w:t>
             </w:r>
-            <w:proofErr w:type="spellEnd"/>
           </w:p>
         </w:tc>
         <w:tc>
@@ -36737,13 +35345,8 @@
             <w:hideMark/>
           </w:tcPr>
           <w:p>
-            <w:proofErr w:type="spellStart"/>
-            <w:r>
-              <w:t>Maijdi</w:t>
-            </w:r>
-            <w:proofErr w:type="spellEnd"/>
-            <w:r>
-              <w:t xml:space="preserve"> Court</w:t>
+            <w:r>
+              <w:t>Maijdi Court</w:t>
             </w:r>
           </w:p>
         </w:tc>
@@ -37046,15 +35649,7 @@
           </w:tcPr>
           <w:p>
             <w:r>
-              <w:t>Patanga (</w:t>
-            </w:r>
-            <w:proofErr w:type="spellStart"/>
-            <w:r>
-              <w:t>Ctg</w:t>
-            </w:r>
-            <w:proofErr w:type="spellEnd"/>
-            <w:r>
-              <w:t>)</w:t>
+              <w:t>Patanga (Ctg)</w:t>
             </w:r>
           </w:p>
         </w:tc>
@@ -37190,11 +35785,9 @@
             <w:hideMark/>
           </w:tcPr>
           <w:p>
-            <w:proofErr w:type="spellStart"/>
             <w:r>
               <w:t>Barishal</w:t>
             </w:r>
-            <w:proofErr w:type="spellEnd"/>
           </w:p>
         </w:tc>
         <w:tc>
@@ -37257,11 +35850,9 @@
             <w:hideMark/>
           </w:tcPr>
           <w:p>
-            <w:proofErr w:type="spellStart"/>
             <w:r>
               <w:t>Rajshahi</w:t>
             </w:r>
-            <w:proofErr w:type="spellEnd"/>
           </w:p>
         </w:tc>
         <w:tc>
@@ -37295,11 +35886,9 @@
             <w:hideMark/>
           </w:tcPr>
           <w:p>
-            <w:proofErr w:type="spellStart"/>
             <w:r>
               <w:t>Rajshahi</w:t>
             </w:r>
-            <w:proofErr w:type="spellEnd"/>
           </w:p>
         </w:tc>
         <w:tc>
@@ -37564,11 +36153,9 @@
             <w:hideMark/>
           </w:tcPr>
           <w:p>
-            <w:proofErr w:type="spellStart"/>
             <w:r>
               <w:t>Sandwip</w:t>
             </w:r>
-            <w:proofErr w:type="spellEnd"/>
           </w:p>
         </w:tc>
         <w:tc>
@@ -37667,11 +36254,9 @@
             <w:hideMark/>
           </w:tcPr>
           <w:p>
-            <w:proofErr w:type="spellStart"/>
             <w:r>
               <w:t>Satkhira</w:t>
             </w:r>
-            <w:proofErr w:type="spellEnd"/>
           </w:p>
         </w:tc>
         <w:tc>
@@ -37770,11 +36355,9 @@
             <w:hideMark/>
           </w:tcPr>
           <w:p>
-            <w:proofErr w:type="spellStart"/>
             <w:r>
               <w:t>Sayedpur</w:t>
             </w:r>
-            <w:proofErr w:type="spellEnd"/>
           </w:p>
         </w:tc>
         <w:tc>
@@ -37873,11 +36456,9 @@
             <w:hideMark/>
           </w:tcPr>
           <w:p>
-            <w:proofErr w:type="spellStart"/>
             <w:r>
               <w:t>Sitakunda</w:t>
             </w:r>
-            <w:proofErr w:type="spellEnd"/>
           </w:p>
         </w:tc>
         <w:tc>
@@ -37976,11 +36557,9 @@
             <w:hideMark/>
           </w:tcPr>
           <w:p>
-            <w:proofErr w:type="spellStart"/>
             <w:r>
               <w:t>Srimangal</w:t>
             </w:r>
-            <w:proofErr w:type="spellEnd"/>
           </w:p>
         </w:tc>
         <w:tc>
@@ -38281,11 +36860,9 @@
             <w:hideMark/>
           </w:tcPr>
           <w:p>
-            <w:proofErr w:type="spellStart"/>
             <w:r>
               <w:t>Teknaf</w:t>
             </w:r>
-            <w:proofErr w:type="spellEnd"/>
           </w:p>
         </w:tc>
         <w:tc>
@@ -38523,7 +37100,6 @@
         </w:rPr>
         <w:t>‑</w:t>
       </w:r>
-      <w:proofErr w:type="gramStart"/>
       <w:r>
         <w:rPr>
           <w:b/>
@@ -38536,15 +37112,7 @@
           <w:b/>
           <w:bCs/>
         </w:rPr>
-        <w:t>:</w:t>
-      </w:r>
-      <w:proofErr w:type="gramEnd"/>
-      <w:r>
-        <w:rPr>
-          <w:b/>
-          <w:bCs/>
-        </w:rPr>
-        <w:t xml:space="preserve"> </w:t>
+        <w:t xml:space="preserve">: </w:t>
       </w:r>
       <w:r>
         <w:rPr>
@@ -38839,13 +37407,8 @@
             <w:pPr>
               <w:spacing w:line="480" w:lineRule="auto"/>
             </w:pPr>
-            <w:proofErr w:type="spellStart"/>
-            <w:r>
-              <w:t>Tmax</w:t>
-            </w:r>
-            <w:proofErr w:type="spellEnd"/>
-            <w:r>
-              <w:t xml:space="preserve"> (°C)</w:t>
+            <w:r>
+              <w:t>Tmax (°C)</w:t>
             </w:r>
           </w:p>
         </w:tc>
@@ -38924,13 +37487,8 @@
             <w:pPr>
               <w:spacing w:line="480" w:lineRule="auto"/>
             </w:pPr>
-            <w:proofErr w:type="spellStart"/>
-            <w:r>
-              <w:t>Tmin</w:t>
-            </w:r>
-            <w:proofErr w:type="spellEnd"/>
-            <w:r>
-              <w:t xml:space="preserve"> (°C)</w:t>
+            <w:r>
+              <w:t>Tmin (°C)</w:t>
             </w:r>
           </w:p>
         </w:tc>
@@ -39344,26 +37902,14 @@
         <w:t xml:space="preserve"> </w:t>
       </w:r>
       <w:r>
-        <w:t xml:space="preserve">Missing (%) values are rounded to two decimal </w:t>
-      </w:r>
-      <w:proofErr w:type="gramStart"/>
-      <w:r>
-        <w:t>places.</w:t>
+        <w:t>Missing (%) values are rounded to two decimal places.</w:t>
       </w:r>
       <w:r>
         <w:rPr>
           <w:i/>
           <w:iCs/>
         </w:rPr>
-        <w:t>.</w:t>
-      </w:r>
-      <w:proofErr w:type="gramEnd"/>
-      <w:r>
-        <w:rPr>
-          <w:i/>
-          <w:iCs/>
-        </w:rPr>
-        <w:t xml:space="preserve"> All missing cells were successfully imputed at Level 1; Levels 2 and 3 were not required.</w:t>
+        <w:t>. All missing cells were successfully imputed at Level 1; Levels 2 and 3 were not required.</w:t>
       </w:r>
     </w:p>
     <w:p>
@@ -39406,29 +37952,7 @@
           <w:szCs w:val="24"/>
           <w:shd w:val="clear" w:color="auto" w:fill="FFFFFF"/>
         </w:rPr>
-        <w:t xml:space="preserve">Principal Component Analysis was applied to the full </w:t>
-      </w:r>
-      <w:proofErr w:type="spellStart"/>
-      <w:r>
-        <w:rPr>
-          <w:rFonts w:ascii="Times New Roman" w:hAnsi="Times New Roman" w:cs="Times New Roman"/>
-          <w:color w:val="0F1115"/>
-          <w:sz w:val="24"/>
-          <w:szCs w:val="24"/>
-          <w:shd w:val="clear" w:color="auto" w:fill="FFFFFF"/>
-        </w:rPr>
-        <w:t>standardised</w:t>
-      </w:r>
-      <w:proofErr w:type="spellEnd"/>
-      <w:r>
-        <w:rPr>
-          <w:rFonts w:ascii="Times New Roman" w:hAnsi="Times New Roman" w:cs="Times New Roman"/>
-          <w:color w:val="0F1115"/>
-          <w:sz w:val="24"/>
-          <w:szCs w:val="24"/>
-          <w:shd w:val="clear" w:color="auto" w:fill="FFFFFF"/>
-        </w:rPr>
-        <w:t xml:space="preserve"> dataset (</w:t>
+        <w:t>Principal Component Analysis was applied to the full standardised dataset (</w:t>
       </w:r>
       <w:r>
         <w:rPr>
@@ -39494,15 +38018,7 @@
       </w:r>
       <w:r>
         <w:noBreakHyphen/>
-        <w:t xml:space="preserve">moisture seasonal cycle, with high positive loadings on </w:t>
-      </w:r>
-      <w:proofErr w:type="spellStart"/>
-      <w:r>
-        <w:t>Tmin</w:t>
-      </w:r>
-      <w:proofErr w:type="spellEnd"/>
-      <w:r>
-        <w:t xml:space="preserve"> (0.471), Cloud (0.456), and Dry</w:t>
+        <w:t>moisture seasonal cycle, with high positive loadings on Tmin (0.471), Cloud (0.456), and Dry</w:t>
       </w:r>
       <w:r>
         <w:noBreakHyphen/>
@@ -39510,15 +38026,7 @@
       </w:r>
       <w:r>
         <w:noBreakHyphen/>
-        <w:t xml:space="preserve">driven thermal regime. Rainfall loads at 0.378, consistent with its role as the primary seasonal discriminant. PC2 (16.86%) contrasts humidity against </w:t>
-      </w:r>
-      <w:proofErr w:type="spellStart"/>
-      <w:r>
-        <w:t>Tmax</w:t>
-      </w:r>
-      <w:proofErr w:type="spellEnd"/>
-      <w:r>
-        <w:t>, capturing the pre</w:t>
+        <w:t>driven thermal regime. Rainfall loads at 0.378, consistent with its role as the primary seasonal discriminant. PC2 (16.86%) contrasts humidity against Tmax, capturing the pre</w:t>
       </w:r>
       <w:r>
         <w:noBreakHyphen/>
@@ -39874,13 +38382,8 @@
             <w:pPr>
               <w:jc w:val="center"/>
             </w:pPr>
-            <w:proofErr w:type="spellStart"/>
-            <w:r>
-              <w:t>Tmax</w:t>
-            </w:r>
-            <w:proofErr w:type="spellEnd"/>
-            <w:r>
-              <w:t xml:space="preserve"> (°C)</w:t>
+            <w:r>
+              <w:t>Tmax (°C)</w:t>
             </w:r>
           </w:p>
         </w:tc>
@@ -40025,13 +38528,8 @@
             <w:pPr>
               <w:jc w:val="center"/>
             </w:pPr>
-            <w:proofErr w:type="spellStart"/>
-            <w:r>
-              <w:t>Tmin</w:t>
-            </w:r>
-            <w:proofErr w:type="spellEnd"/>
-            <w:r>
-              <w:t xml:space="preserve"> (°C)</w:t>
+            <w:r>
+              <w:t>Tmin (°C)</w:t>
             </w:r>
           </w:p>
         </w:tc>
@@ -41200,14 +39698,12 @@
       <w:r>
         <w:t xml:space="preserve"> </w:t>
       </w:r>
-      <w:proofErr w:type="spellStart"/>
       <w:r>
         <w:t>in</w:t>
       </w:r>
       <w:r>
         <w:t>it</w:t>
       </w:r>
-      <w:proofErr w:type="spellEnd"/>
       <w:r>
         <w:t xml:space="preserve"> = 10, random</w:t>
       </w:r>
@@ -41298,13 +39794,8 @@
             <w:pPr>
               <w:spacing w:line="480" w:lineRule="auto"/>
             </w:pPr>
-            <w:proofErr w:type="spellStart"/>
-            <w:r>
-              <w:t>Calinski-Harabasz</w:t>
-            </w:r>
-            <w:proofErr w:type="spellEnd"/>
-            <w:r>
-              <w:t xml:space="preserve"> ↑</w:t>
+            <w:r>
+              <w:t>Calinski-Harabasz ↑</w:t>
             </w:r>
           </w:p>
         </w:tc>
@@ -42261,15 +40752,7 @@
               <w:spacing w:before="80" w:after="80"/>
             </w:pPr>
             <w:r>
-              <w:t xml:space="preserve">Data I/O, </w:t>
-            </w:r>
-            <w:proofErr w:type="spellStart"/>
-            <w:r>
-              <w:t>groupby</w:t>
-            </w:r>
-            <w:proofErr w:type="spellEnd"/>
-            <w:r>
-              <w:t>, imputation</w:t>
+              <w:t>Data I/O, groupby, imputation</w:t>
             </w:r>
           </w:p>
         </w:tc>
@@ -42398,13 +40881,8 @@
             <w:pPr>
               <w:spacing w:before="80" w:after="80"/>
             </w:pPr>
-            <w:proofErr w:type="spellStart"/>
-            <w:r>
-              <w:t>KMeans</w:t>
-            </w:r>
-            <w:proofErr w:type="spellEnd"/>
-            <w:r>
-              <w:t>, PCA, GMM, HAC, metrics</w:t>
+            <w:r>
+              <w:t>KMeans, PCA, GMM, HAC, metrics</w:t>
             </w:r>
           </w:p>
         </w:tc>
@@ -42634,11 +41112,9 @@
             <w:pPr>
               <w:spacing w:before="80" w:after="80"/>
             </w:pPr>
-            <w:proofErr w:type="spellStart"/>
             <w:r>
               <w:t>fastdtw</w:t>
             </w:r>
-            <w:proofErr w:type="spellEnd"/>
           </w:p>
         </w:tc>
         <w:tc>
@@ -46587,9 +45063,9 @@
     <w:rsid w:val="006B3183"/>
     <w:rsid w:val="006F778B"/>
     <w:rsid w:val="00822571"/>
+    <w:rsid w:val="008250D5"/>
     <w:rsid w:val="008962B2"/>
     <w:rsid w:val="00923C28"/>
-    <w:rsid w:val="009717E1"/>
     <w:rsid w:val="00971CD9"/>
     <w:rsid w:val="00986231"/>
     <w:rsid w:val="009C785D"/>
